--- a/docs/entregas/semana-4/Caso 1 - Semana 4 - Modelo avanzado y comparacion.docx
+++ b/docs/entregas/semana-4/Caso 1 - Semana 4 - Modelo avanzado y comparacion.docx
@@ -3052,6 +3052,184 @@
           <w:szCs w:val="24"/>
         </w:rPr>
         <w:t xml:space="preserve"> y 17 no.</w:t>
+      </w:r>
+    </w:p>
+    <w:p>
+      <w:pPr>
+        <w:spacing w:after="0" w:line="480" w:lineRule="auto"/>
+        <w:ind w:firstLine="720"/>
+      </w:pPr>
+      <w:r>
+        <w:rPr>
+          <w:rFonts w:ascii="Times New Roman" w:cs="Times New Roman" w:eastAsia="Times New Roman" w:hAnsi="Times New Roman"/>
+          <w:color w:val="000000"/>
+          <w:sz w:val="24"/>
+          <w:szCs w:val="24"/>
+        </w:rPr>
+        <w:t xml:space="preserve">La </w:t>
+      </w:r>
+      <w:r>
+        <w:rPr>
+          <w:rFonts w:ascii="Times New Roman" w:cs="Times New Roman" w:eastAsia="Times New Roman" w:hAnsi="Times New Roman"/>
+          <w:b/>
+          <w:bCs/>
+          <w:color w:val="000000"/>
+          <w:sz w:val="24"/>
+          <w:szCs w:val="24"/>
+        </w:rPr>
+        <w:t xml:space="preserve">Figura 1</w:t>
+      </w:r>
+      <w:r>
+        <w:rPr>
+          <w:rFonts w:ascii="Times New Roman" w:cs="Times New Roman" w:eastAsia="Times New Roman" w:hAnsi="Times New Roman"/>
+          <w:color w:val="000000"/>
+          <w:sz w:val="24"/>
+          <w:szCs w:val="24"/>
+        </w:rPr>
+        <w:t xml:space="preserve"> deja ver esa lectura de un vistazo: las veinte columnas de mayor caída, cada una con su intervalo, y el piso de ruido como línea de corte. Lo que la figura hace evidente y la tabla no es </w:t>
+      </w:r>
+      <w:r>
+        <w:rPr>
+          <w:rFonts w:ascii="Times New Roman" w:cs="Times New Roman" w:eastAsia="Times New Roman" w:hAnsi="Times New Roman"/>
+          <w:b/>
+          <w:bCs/>
+          <w:color w:val="000000"/>
+          <w:sz w:val="24"/>
+          <w:szCs w:val="24"/>
+        </w:rPr>
+        <w:t xml:space="preserve">cuánto se solapan los intervalos</w:t>
+      </w:r>
+      <w:r>
+        <w:rPr>
+          <w:rFonts w:ascii="Times New Roman" w:cs="Times New Roman" w:eastAsia="Times New Roman" w:hAnsi="Times New Roman"/>
+          <w:color w:val="000000"/>
+          <w:sz w:val="24"/>
+          <w:szCs w:val="24"/>
+        </w:rPr>
+        <w:t xml:space="preserve">: entre la tercera y la vigésima no hay separación limpia, así que el orden dentro de ese tramo no se puede leer como un ranking.</w:t>
+      </w:r>
+    </w:p>
+    <w:p>
+      <w:pPr>
+        <w:keepNext/>
+        <w:spacing w:after="0" w:before="240" w:line="480" w:lineRule="auto"/>
+      </w:pPr>
+      <w:r>
+        <w:rPr>
+          <w:rFonts w:ascii="Times New Roman" w:cs="Times New Roman" w:eastAsia="Times New Roman" w:hAnsi="Times New Roman"/>
+          <w:b/>
+          <w:bCs/>
+          <w:color w:val="000000"/>
+          <w:sz w:val="24"/>
+          <w:szCs w:val="24"/>
+        </w:rPr>
+        <w:t xml:space="preserve">Figura 1</w:t>
+      </w:r>
+    </w:p>
+    <w:p>
+      <w:pPr>
+        <w:keepNext/>
+        <w:spacing w:after="120" w:line="480" w:lineRule="auto"/>
+      </w:pPr>
+      <w:r>
+        <w:rPr>
+          <w:rFonts w:ascii="Times New Roman" w:cs="Times New Roman" w:eastAsia="Times New Roman" w:hAnsi="Times New Roman"/>
+          <w:i/>
+          <w:iCs/>
+          <w:color w:val="000000"/>
+          <w:sz w:val="24"/>
+          <w:szCs w:val="24"/>
+        </w:rPr>
+        <w:t xml:space="preserve">Importancia por permutación de las 20 primeras columnas de 63, con la línea del piso de ruido</w:t>
+      </w:r>
+    </w:p>
+    <w:p>
+      <w:pPr>
+        <w:spacing w:after="120"/>
+        <w:jc w:val="center"/>
+      </w:pPr>
+      <w:r>
+        <w:drawing>
+          <wp:inline distT="0" distB="0" distL="0" distR="0">
+            <wp:extent cx="5715000" cy="4905375"/>
+            <wp:effectExtent t="0" r="0" b="0" l="0"/>
+            <wp:docPr id="1" name="" descr="" title=""/>
+            <wp:cNvGraphicFramePr>
+              <a:graphicFrameLocks xmlns:a="http://schemas.openxmlformats.org/drawingml/2006/main" noChangeAspect="1"/>
+            </wp:cNvGraphicFramePr>
+            <a:graphic xmlns:a="http://schemas.openxmlformats.org/drawingml/2006/main">
+              <a:graphicData uri="http://schemas.openxmlformats.org/drawingml/2006/picture">
+                <pic:pic xmlns:pic="http://schemas.openxmlformats.org/drawingml/2006/picture">
+                  <pic:nvPicPr>
+                    <pic:cNvPr id="0" name="" descr=""/>
+                    <pic:cNvPicPr>
+                      <a:picLocks noChangeAspect="1" noChangeArrowheads="1"/>
+                    </pic:cNvPicPr>
+                  </pic:nvPicPr>
+                  <pic:blipFill>
+                    <a:blip r:embed="rId8" cstate="none"/>
+                    <a:srcRect/>
+                    <a:stretch>
+                      <a:fillRect/>
+                    </a:stretch>
+                  </pic:blipFill>
+                  <pic:spPr bwMode="auto">
+                    <a:xfrm>
+                      <a:off x="0" y="0"/>
+                      <a:ext cx="5715000" cy="4905375"/>
+                    </a:xfrm>
+                    <a:prstGeom prst="rect">
+                      <a:avLst/>
+                    </a:prstGeom>
+                  </pic:spPr>
+                </pic:pic>
+              </a:graphicData>
+            </a:graphic>
+          </wp:inline>
+        </w:drawing>
+      </w:r>
+    </w:p>
+    <w:p>
+      <w:pPr>
+        <w:spacing w:after="240" w:line="480" w:lineRule="auto"/>
+      </w:pPr>
+      <w:r>
+        <w:rPr>
+          <w:rFonts w:ascii="Times New Roman" w:cs="Times New Roman" w:eastAsia="Times New Roman" w:hAnsi="Times New Roman"/>
+          <w:i/>
+          <w:iCs/>
+          <w:color w:val="000000"/>
+          <w:sz w:val="24"/>
+          <w:szCs w:val="24"/>
+        </w:rPr>
+        <w:t xml:space="preserve">Nota.</w:t>
+      </w:r>
+      <w:r>
+        <w:rPr>
+          <w:rFonts w:ascii="Times New Roman" w:cs="Times New Roman" w:eastAsia="Times New Roman" w:hAnsi="Times New Roman"/>
+          <w:color w:val="000000"/>
+          <w:sz w:val="24"/>
+          <w:szCs w:val="24"/>
+        </w:rPr>
+        <w:t xml:space="preserve"> Fuente: </w:t>
+      </w:r>
+      <w:r>
+        <w:rPr>
+          <w:rFonts w:ascii="Courier New" w:cs="Courier New" w:eastAsia="Courier New" w:hAnsi="Courier New"/>
+          <w:color w:val="000000"/>
+          <w:sz w:val="22"/>
+          <w:szCs w:val="22"/>
+        </w:rPr>
+        <w:t xml:space="preserve">docs/evidencias/m2-importancia-permutacion.png</w:t>
+      </w:r>
+      <w:r>
+        <w:rPr>
+          <w:rFonts w:ascii="Times New Roman" w:cs="Times New Roman" w:eastAsia="Times New Roman" w:hAnsi="Times New Roman"/>
+          <w:color w:val="000000"/>
+          <w:sz w:val="24"/>
+          <w:szCs w:val="24"/>
+        </w:rPr>
+        <w:t xml:space="preserve">.</w:t>
       </w:r>
     </w:p>
     <w:p>
@@ -7321,6 +7499,74 @@
     <w:p>
       <w:pPr>
         <w:spacing w:after="0" w:line="480" w:lineRule="auto"/>
+        <w:ind w:left="720"/>
+      </w:pPr>
+      <w:r>
+        <w:rPr>
+          <w:rFonts w:ascii="Times New Roman" w:cs="Times New Roman" w:eastAsia="Times New Roman" w:hAnsi="Times New Roman"/>
+          <w:b/>
+          <w:bCs/>
+          <w:color w:val="000000"/>
+          <w:sz w:val="24"/>
+          <w:szCs w:val="24"/>
+        </w:rPr>
+        <w:t xml:space="preserve">Las cuatro filas donde entra el iTransformer se leen con la </w:t>
+      </w:r>
+      <w:r>
+        <w:rPr>
+          <w:rFonts w:ascii="Times New Roman" w:cs="Times New Roman" w:eastAsia="Times New Roman" w:hAnsi="Times New Roman"/>
+          <w:b/>
+          <w:bCs/>
+          <w:color w:val="000000"/>
+          <w:sz w:val="24"/>
+          <w:szCs w:val="24"/>
+        </w:rPr>
+        <w:t xml:space="preserve">D25</w:t>
+      </w:r>
+      <w:r>
+        <w:rPr>
+          <w:rFonts w:ascii="Times New Roman" w:cs="Times New Roman" w:eastAsia="Times New Roman" w:hAnsi="Times New Roman"/>
+          <w:b/>
+          <w:bCs/>
+          <w:color w:val="000000"/>
+          <w:sz w:val="24"/>
+          <w:szCs w:val="24"/>
+        </w:rPr>
+        <w:t xml:space="preserve">.</w:t>
+      </w:r>
+      <w:r>
+        <w:rPr>
+          <w:rFonts w:ascii="Times New Roman" w:cs="Times New Roman" w:eastAsia="Times New Roman" w:hAnsi="Times New Roman"/>
+          <w:color w:val="000000"/>
+          <w:sz w:val="24"/>
+          <w:szCs w:val="24"/>
+        </w:rPr>
+        <w:t xml:space="preserve"> Ese modelo no es reproducible entre procesos, así que el intervalo pareado de una corrida no decide: el peso lo lleva el signo entre semillas. Las filas de Chronos-Bolt no están afectadas, porque es </w:t>
+      </w:r>
+      <w:r>
+        <w:rPr>
+          <w:rFonts w:ascii="Times New Roman" w:cs="Times New Roman" w:eastAsia="Times New Roman" w:hAnsi="Times New Roman"/>
+          <w:i/>
+          <w:iCs/>
+          <w:color w:val="000000"/>
+          <w:sz w:val="24"/>
+          <w:szCs w:val="24"/>
+        </w:rPr>
+        <w:t xml:space="preserve">zero-shot</w:t>
+      </w:r>
+      <w:r>
+        <w:rPr>
+          <w:rFonts w:ascii="Times New Roman" w:cs="Times New Roman" w:eastAsia="Times New Roman" w:hAnsi="Times New Roman"/>
+          <w:color w:val="000000"/>
+          <w:sz w:val="24"/>
+          <w:szCs w:val="24"/>
+        </w:rPr>
+        <w:t xml:space="preserve"> y sus predicciones sí reproducen.</w:t>
+      </w:r>
+    </w:p>
+    <w:p>
+      <w:pPr>
+        <w:spacing w:after="0" w:line="480" w:lineRule="auto"/>
         <w:ind w:firstLine="720"/>
       </w:pPr>
       <w:r>
@@ -7347,7 +7593,27 @@
           <w:sz w:val="24"/>
           <w:szCs w:val="24"/>
         </w:rPr>
-        <w:t xml:space="preserve">• Ninguno de los dos modelos profundos supera al </w:t>
+        <w:t xml:space="preserve">• Sobre </w:t>
+      </w:r>
+      <w:r>
+        <w:rPr>
+          <w:rFonts w:ascii="Times New Roman" w:cs="Times New Roman" w:eastAsia="Times New Roman" w:hAnsi="Times New Roman"/>
+          <w:b/>
+          <w:bCs/>
+          <w:color w:val="000000"/>
+          <w:sz w:val="24"/>
+          <w:szCs w:val="24"/>
+        </w:rPr>
+        <w:t xml:space="preserve">este bloque</w:t>
+      </w:r>
+      <w:r>
+        <w:rPr>
+          <w:rFonts w:ascii="Times New Roman" w:cs="Times New Roman" w:eastAsia="Times New Roman" w:hAnsi="Times New Roman"/>
+          <w:color w:val="000000"/>
+          <w:sz w:val="24"/>
+          <w:szCs w:val="24"/>
+        </w:rPr>
+        <w:t xml:space="preserve">, ninguno de los dos modelos profundos supera al </w:t>
       </w:r>
       <w:r>
         <w:rPr>
@@ -7365,7 +7631,87 @@
           <w:sz w:val="24"/>
           <w:szCs w:val="24"/>
         </w:rPr>
-        <w:t xml:space="preserve"> de forma distinguible. Le ganan en la media y el intervalo incluye el cero.</w:t>
+        <w:t xml:space="preserve"> de forma distinguible: le ganan en la media y el intervalo incluye el cero. </w:t>
+      </w:r>
+      <w:r>
+        <w:rPr>
+          <w:rFonts w:ascii="Times New Roman" w:cs="Times New Roman" w:eastAsia="Times New Roman" w:hAnsi="Times New Roman"/>
+          <w:b/>
+          <w:bCs/>
+          <w:color w:val="000000"/>
+          <w:sz w:val="24"/>
+          <w:szCs w:val="24"/>
+        </w:rPr>
+        <w:t xml:space="preserve">Esa lectura cambió al medir con más potencia</w:t>
+      </w:r>
+      <w:r>
+        <w:rPr>
+          <w:rFonts w:ascii="Times New Roman" w:cs="Times New Roman" w:eastAsia="Times New Roman" w:hAnsi="Times New Roman"/>
+          <w:color w:val="000000"/>
+          <w:sz w:val="24"/>
+          <w:szCs w:val="24"/>
+        </w:rPr>
+        <w:t xml:space="preserve">, y hay que decirlo aquí para que la tabla no se lea sola: sobre las 7 311 filas agregadas de los nueve tramos, </w:t>
+      </w:r>
+      <w:r>
+        <w:rPr>
+          <w:rFonts w:ascii="Times New Roman" w:cs="Times New Roman" w:eastAsia="Times New Roman" w:hAnsi="Times New Roman"/>
+          <w:b/>
+          <w:bCs/>
+          <w:color w:val="000000"/>
+          <w:sz w:val="24"/>
+          <w:szCs w:val="24"/>
+        </w:rPr>
+        <w:t xml:space="preserve">Chronos-Bolt sí supera al azar</w:t>
+      </w:r>
+      <w:r>
+        <w:rPr>
+          <w:rFonts w:ascii="Times New Roman" w:cs="Times New Roman" w:eastAsia="Times New Roman" w:hAnsi="Times New Roman"/>
+          <w:color w:val="000000"/>
+          <w:sz w:val="24"/>
+          <w:szCs w:val="24"/>
+        </w:rPr>
+        <w:t xml:space="preserve"> —+0,027769, intervalo [0,011976 , 0,045189], que excluye el cero— mientras que el </w:t>
+      </w:r>
+      <w:r>
+        <w:rPr>
+          <w:rFonts w:ascii="Times New Roman" w:cs="Times New Roman" w:eastAsia="Times New Roman" w:hAnsi="Times New Roman"/>
+          <w:b/>
+          <w:bCs/>
+          <w:color w:val="000000"/>
+          <w:sz w:val="24"/>
+          <w:szCs w:val="24"/>
+        </w:rPr>
+        <w:t xml:space="preserve">iTransformer sigue sin superarlo</w:t>
+      </w:r>
+      <w:r>
+        <w:rPr>
+          <w:rFonts w:ascii="Times New Roman" w:cs="Times New Roman" w:eastAsia="Times New Roman" w:hAnsi="Times New Roman"/>
+          <w:color w:val="000000"/>
+          <w:sz w:val="24"/>
+          <w:szCs w:val="24"/>
+        </w:rPr>
+        <w:t xml:space="preserve"> —+0,006386, intervalo [−0,008267 , 0,019878]— </w:t>
+      </w:r>
+      <w:r>
+        <w:rPr>
+          <w:rFonts w:ascii="Times New Roman" w:cs="Times New Roman" w:eastAsia="Times New Roman" w:hAnsi="Times New Roman"/>
+          <w:b/>
+          <w:bCs/>
+          <w:color w:val="000000"/>
+          <w:sz w:val="24"/>
+          <w:szCs w:val="24"/>
+        </w:rPr>
+        <w:t xml:space="preserve">ni con cuatro veces más observaciones</w:t>
+      </w:r>
+      <w:r>
+        <w:rPr>
+          <w:rFonts w:ascii="Times New Roman" w:cs="Times New Roman" w:eastAsia="Times New Roman" w:hAnsi="Times New Roman"/>
+          <w:color w:val="000000"/>
+          <w:sz w:val="24"/>
+          <w:szCs w:val="24"/>
+        </w:rPr>
+        <w:t xml:space="preserve">. Lo que era «ninguno de los dos» resultó ser uno de cada.</w:t>
       </w:r>
     </w:p>
     <w:p>
@@ -7533,7 +7879,7 @@
           <w:sz w:val="24"/>
           <w:szCs w:val="24"/>
         </w:rPr>
-        <w:t xml:space="preserve">Los activos de apoyo sí aportan al avanzado — y el matiz importa</w:t>
+        <w:t xml:space="preserve">Los activos de apoyo: signo estable en las cinco, sin distinguibilidad afirmable</w:t>
       </w:r>
     </w:p>
     <w:p>
@@ -7559,16 +7905,16 @@
           <w:sz w:val="24"/>
           <w:szCs w:val="24"/>
         </w:rPr>
-        <w:t xml:space="preserve">Eso se midió sobre el bosque, y sobre el avanzado da distinto.</w:t>
-      </w:r>
-      <w:r>
-        <w:rPr>
-          <w:rFonts w:ascii="Times New Roman" w:cs="Times New Roman" w:eastAsia="Times New Roman" w:hAnsi="Times New Roman"/>
-          <w:color w:val="000000"/>
-          <w:sz w:val="24"/>
-          <w:szCs w:val="24"/>
-        </w:rPr>
-        <w:t xml:space="preserve"> No es una generalización que convenga hacer, porque la arquitectura elegida existe justamente para atender entre series.</w:t>
+        <w:t xml:space="preserve">Se midió sobre el bosque, y sobre el avanzado hay que decirlo con más cuidado</w:t>
+      </w:r>
+      <w:r>
+        <w:rPr>
+          <w:rFonts w:ascii="Times New Roman" w:cs="Times New Roman" w:eastAsia="Times New Roman" w:hAnsi="Times New Roman"/>
+          <w:color w:val="000000"/>
+          <w:sz w:val="24"/>
+          <w:szCs w:val="24"/>
+        </w:rPr>
+        <w:t xml:space="preserve">, porque la arquitectura elegida existe justamente para atender entre series y es donde uno esperaría ver el aporte si lo hay.</w:t>
       </w:r>
     </w:p>
     <w:p>
@@ -7583,7 +7929,27 @@
           <w:sz w:val="24"/>
           <w:szCs w:val="24"/>
         </w:rPr>
-        <w:t xml:space="preserve">La D14 —mía— había concluido lo contrario, y la D24 corrige esa lectura sin reescribirla: la D14 respondió una pregunta de </w:t>
+        <w:t xml:space="preserve">Esta sección pasó por dos correcciones y conviene que se lean juntas. La </w:t>
+      </w:r>
+      <w:r>
+        <w:rPr>
+          <w:rFonts w:ascii="Times New Roman" w:cs="Times New Roman" w:eastAsia="Times New Roman" w:hAnsi="Times New Roman"/>
+          <w:b/>
+          <w:bCs/>
+          <w:color w:val="000000"/>
+          <w:sz w:val="24"/>
+          <w:szCs w:val="24"/>
+        </w:rPr>
+        <w:t xml:space="preserve">D24</w:t>
+      </w:r>
+      <w:r>
+        <w:rPr>
+          <w:rFonts w:ascii="Times New Roman" w:cs="Times New Roman" w:eastAsia="Times New Roman" w:hAnsi="Times New Roman"/>
+          <w:color w:val="000000"/>
+          <w:sz w:val="24"/>
+          <w:szCs w:val="24"/>
+        </w:rPr>
+        <w:t xml:space="preserve"> corrigió el criterio de la D14 —mía—, que había respondido una pregunta de </w:t>
       </w:r>
       <w:r>
         <w:rPr>
@@ -7623,7 +7989,47 @@
           <w:sz w:val="24"/>
           <w:szCs w:val="24"/>
         </w:rPr>
-        <w:t xml:space="preserve">. La sección 5 del protocolo ya decía que ese umbral no aplica a esta clase de pregunta.</w:t>
+        <w:t xml:space="preserve">. Esa corrección sigue en pie. La </w:t>
+      </w:r>
+      <w:r>
+        <w:rPr>
+          <w:rFonts w:ascii="Times New Roman" w:cs="Times New Roman" w:eastAsia="Times New Roman" w:hAnsi="Times New Roman"/>
+          <w:b/>
+          <w:bCs/>
+          <w:color w:val="000000"/>
+          <w:sz w:val="24"/>
+          <w:szCs w:val="24"/>
+        </w:rPr>
+        <w:t xml:space="preserve">D25</w:t>
+      </w:r>
+      <w:r>
+        <w:rPr>
+          <w:rFonts w:ascii="Times New Roman" w:cs="Times New Roman" w:eastAsia="Times New Roman" w:hAnsi="Times New Roman"/>
+          <w:color w:val="000000"/>
+          <w:sz w:val="24"/>
+          <w:szCs w:val="24"/>
+        </w:rPr>
+        <w:t xml:space="preserve"> retiró el veredicto que la D24 sacó de ahí, porque la condición que lo sostenía no se reproduce. </w:t>
+      </w:r>
+      <w:r>
+        <w:rPr>
+          <w:rFonts w:ascii="Times New Roman" w:cs="Times New Roman" w:eastAsia="Times New Roman" w:hAnsi="Times New Roman"/>
+          <w:b/>
+          <w:bCs/>
+          <w:color w:val="000000"/>
+          <w:sz w:val="24"/>
+          <w:szCs w:val="24"/>
+        </w:rPr>
+        <w:t xml:space="preserve">La conclusión vuelve a coincidir con la D14 por una razón distinta de la que la D14 dio</w:t>
+      </w:r>
+      <w:r>
+        <w:rPr>
+          <w:rFonts w:ascii="Times New Roman" w:cs="Times New Roman" w:eastAsia="Times New Roman" w:hAnsi="Times New Roman"/>
+          <w:color w:val="000000"/>
+          <w:sz w:val="24"/>
+          <w:szCs w:val="24"/>
+        </w:rPr>
+        <w:t xml:space="preserve">, y eso no vuelve correcto el argumento de entonces.</w:t>
       </w:r>
     </w:p>
     <w:p>
@@ -7814,7 +8220,7 @@
           <w:sz w:val="24"/>
           <w:szCs w:val="24"/>
         </w:rPr>
-        <w:t xml:space="preserve">Y aun así no rescata nada.</w:t>
+        <w:t xml:space="preserve">Y aun así no rescataría nada.</w:t>
       </w:r>
       <w:r>
         <w:rPr>
@@ -7863,7 +8269,7 @@
           <w:sz w:val="24"/>
           <w:szCs w:val="24"/>
         </w:rPr>
-        <w:t xml:space="preserve"> ellos. Las dos frases son ciertas a la vez y hay que decirlas juntas:</w:t>
+        <w:t xml:space="preserve"> ellos. Las dos cosas son ciertas a la vez y hay que decirlas juntas:</w:t>
       </w:r>
     </w:p>
     <w:p>
@@ -7878,7 +8284,47 @@
           <w:sz w:val="24"/>
           <w:szCs w:val="24"/>
         </w:rPr>
-        <w:t xml:space="preserve">Los activos de apoyo aportan al modelo avanzado de forma consistente, y el aporte es pequeño. La D20 explica por qué: los seis son fuertemente proporcionales entre sí y </w:t>
+        <w:t xml:space="preserve">El aporte de los activos de apoyo al modelo avanzado tiene </w:t>
+      </w:r>
+      <w:r>
+        <w:rPr>
+          <w:rFonts w:ascii="Times New Roman" w:cs="Times New Roman" w:eastAsia="Times New Roman" w:hAnsi="Times New Roman"/>
+          <w:b/>
+          <w:bCs/>
+          <w:color w:val="000000"/>
+          <w:sz w:val="24"/>
+          <w:szCs w:val="24"/>
+        </w:rPr>
+        <w:t xml:space="preserve">signo estable en las cinco semillas de dos barridos independientes</w:t>
+      </w:r>
+      <w:r>
+        <w:rPr>
+          <w:rFonts w:ascii="Times New Roman" w:cs="Times New Roman" w:eastAsia="Times New Roman" w:hAnsi="Times New Roman"/>
+          <w:color w:val="000000"/>
+          <w:sz w:val="24"/>
+          <w:szCs w:val="24"/>
+        </w:rPr>
+        <w:t xml:space="preserve">, y </w:t>
+      </w:r>
+      <w:r>
+        <w:rPr>
+          <w:rFonts w:ascii="Times New Roman" w:cs="Times New Roman" w:eastAsia="Times New Roman" w:hAnsi="Times New Roman"/>
+          <w:b/>
+          <w:bCs/>
+          <w:color w:val="000000"/>
+          <w:sz w:val="24"/>
+          <w:szCs w:val="24"/>
+        </w:rPr>
+        <w:t xml:space="preserve">no se puede afirmar que sea distinguible del azar</w:t>
+      </w:r>
+      <w:r>
+        <w:rPr>
+          <w:rFonts w:ascii="Times New Roman" w:cs="Times New Roman" w:eastAsia="Times New Roman" w:hAnsi="Times New Roman"/>
+          <w:color w:val="000000"/>
+          <w:sz w:val="24"/>
+          <w:szCs w:val="24"/>
+        </w:rPr>
+        <w:t xml:space="preserve"> por el estándar que el equipo fijó. La D20 explica por qué sería pequeño aunque lo fuera: los seis son fuertemente proporcionales entre sí y </w:t>
       </w:r>
       <w:r>
         <w:rPr>
@@ -7959,7 +8405,97 @@
           <w:sz w:val="24"/>
           <w:szCs w:val="24"/>
         </w:rPr>
-        <w:t xml:space="preserve"> Una media suelta en esa columna no significa gran cosa, y por eso las tres métricas por clase se reportan siempre con su rango. Sobre el bloque de prueba será peor: tiene 86 ejemplos por clase extrema, contra los 94 de validación.</w:t>
+        <w:t xml:space="preserve"> Una media suelta en esa columna no significa gran cosa, y por eso las tres métricas por clase se reportan siempre con su rango.</w:t>
+      </w:r>
+    </w:p>
+    <w:p>
+      <w:pPr>
+        <w:spacing w:after="0" w:line="480" w:lineRule="auto"/>
+        <w:ind w:firstLine="720"/>
+      </w:pPr>
+      <w:r>
+        <w:rPr>
+          <w:rFonts w:ascii="Times New Roman" w:cs="Times New Roman" w:eastAsia="Times New Roman" w:hAnsi="Times New Roman"/>
+          <w:color w:val="000000"/>
+          <w:sz w:val="24"/>
+          <w:szCs w:val="24"/>
+        </w:rPr>
+        <w:t xml:space="preserve">Y sobre el bloque de prueba es peor, porque hay menos de donde medir. Los conteos, que </w:t>
+      </w:r>
+      <w:r>
+        <w:rPr>
+          <w:rFonts w:ascii="Times New Roman" w:cs="Times New Roman" w:eastAsia="Times New Roman" w:hAnsi="Times New Roman"/>
+          <w:b/>
+          <w:bCs/>
+          <w:color w:val="000000"/>
+          <w:sz w:val="24"/>
+          <w:szCs w:val="24"/>
+        </w:rPr>
+        <w:t xml:space="preserve">no son simétricos</w:t>
+      </w:r>
+      <w:r>
+        <w:rPr>
+          <w:rFonts w:ascii="Times New Roman" w:cs="Times New Roman" w:eastAsia="Times New Roman" w:hAnsi="Times New Roman"/>
+          <w:color w:val="000000"/>
+          <w:sz w:val="24"/>
+          <w:szCs w:val="24"/>
+        </w:rPr>
+        <w:t xml:space="preserve"> y conviene no redondearlos:</w:t>
+      </w:r>
+    </w:p>
+    <w:p>
+      <w:pPr>
+        <w:spacing w:after="0" w:line="480" w:lineRule="auto"/>
+        <w:ind w:firstLine="720"/>
+      </w:pPr>
+      <w:r>
+        <w:rPr>
+          <w:rFonts w:ascii="Times New Roman" w:cs="Times New Roman" w:eastAsia="Times New Roman" w:hAnsi="Times New Roman"/>
+          <w:color w:val="000000"/>
+          <w:sz w:val="24"/>
+          <w:szCs w:val="24"/>
+        </w:rPr>
+        <w:t xml:space="preserve">Para la clase Máximo —la de la fila conflictiva— se pasa de 99 a 86. Que la métrica por clase pueda colapsar con esos tamaños no es una precaución retórica: el walk-forward lo midió, y en </w:t>
+      </w:r>
+      <w:r>
+        <w:rPr>
+          <w:rFonts w:ascii="Times New Roman" w:cs="Times New Roman" w:eastAsia="Times New Roman" w:hAnsi="Times New Roman"/>
+          <w:b/>
+          <w:bCs/>
+          <w:color w:val="000000"/>
+          <w:sz w:val="24"/>
+          <w:szCs w:val="24"/>
+        </w:rPr>
+        <w:t xml:space="preserve">2</w:t>
+      </w:r>
+      <w:r>
+        <w:rPr>
+          <w:rFonts w:ascii="Times New Roman" w:cs="Times New Roman" w:eastAsia="Times New Roman" w:hAnsi="Times New Roman"/>
+          <w:color w:val="000000"/>
+          <w:sz w:val="24"/>
+          <w:szCs w:val="24"/>
+        </w:rPr>
+        <w:t xml:space="preserve"> de sus nueve tramos una de las dos clases dio </w:t>
+      </w:r>
+      <w:r>
+        <w:rPr>
+          <w:rFonts w:ascii="Times New Roman" w:cs="Times New Roman" w:eastAsia="Times New Roman" w:hAnsi="Times New Roman"/>
+          <w:b/>
+          <w:bCs/>
+          <w:color w:val="000000"/>
+          <w:sz w:val="24"/>
+          <w:szCs w:val="24"/>
+        </w:rPr>
+        <w:t xml:space="preserve">0,000000</w:t>
+      </w:r>
+      <w:r>
+        <w:rPr>
+          <w:rFonts w:ascii="Times New Roman" w:cs="Times New Roman" w:eastAsia="Times New Roman" w:hAnsi="Times New Roman"/>
+          <w:color w:val="000000"/>
+          <w:sz w:val="24"/>
+          <w:szCs w:val="24"/>
+        </w:rPr>
+        <w:t xml:space="preserve"> exacto.</w:t>
       </w:r>
     </w:p>
     <w:p>
@@ -8059,6 +8595,1320 @@
           <w:szCs w:val="24"/>
         </w:rPr>
         <w:t xml:space="preserve">, así que sobre una trayectoria pronosticada casi plana una diferencia mínima alcanza para voltear la etiqueta. Está registrado en la D15, y es la razón por la que ninguna cifra del avanzado se reporta como valor puntual.</w:t>
+      </w:r>
+    </w:p>
+    <w:p>
+      <w:pPr>
+        <w:pStyle w:val="Heading2"/>
+        <w:keepNext/>
+        <w:spacing w:after="0" w:before="0" w:line="480" w:lineRule="auto"/>
+      </w:pPr>
+      <w:r>
+        <w:rPr>
+          <w:rFonts w:ascii="Times New Roman" w:cs="Times New Roman" w:eastAsia="Times New Roman" w:hAnsi="Times New Roman"/>
+          <w:b/>
+          <w:bCs/>
+          <w:i w:val="false"/>
+          <w:iCs w:val="false"/>
+          <w:color w:val="000000"/>
+          <w:sz w:val="24"/>
+          <w:szCs w:val="24"/>
+        </w:rPr>
+        <w:t xml:space="preserve">Por clase: lo que el bloque de prueba sugirió y lo que la potencia confirmó</w:t>
+      </w:r>
+    </w:p>
+    <w:p>
+      <w:pPr>
+        <w:spacing w:after="0" w:line="480" w:lineRule="auto"/>
+        <w:ind w:firstLine="720"/>
+      </w:pPr>
+      <w:r>
+        <w:rPr>
+          <w:rFonts w:ascii="Times New Roman" w:cs="Times New Roman" w:eastAsia="Times New Roman" w:hAnsi="Times New Roman"/>
+          <w:color w:val="000000"/>
+          <w:sz w:val="24"/>
+          <w:szCs w:val="24"/>
+        </w:rPr>
+        <w:t xml:space="preserve">Aquí hay dos mediciones y </w:t>
+      </w:r>
+      <w:r>
+        <w:rPr>
+          <w:rFonts w:ascii="Times New Roman" w:cs="Times New Roman" w:eastAsia="Times New Roman" w:hAnsi="Times New Roman"/>
+          <w:b/>
+          <w:bCs/>
+          <w:color w:val="000000"/>
+          <w:sz w:val="24"/>
+          <w:szCs w:val="24"/>
+        </w:rPr>
+        <w:t xml:space="preserve">la segunda corrige a la primera</w:t>
+      </w:r>
+      <w:r>
+        <w:rPr>
+          <w:rFonts w:ascii="Times New Roman" w:cs="Times New Roman" w:eastAsia="Times New Roman" w:hAnsi="Times New Roman"/>
+          <w:color w:val="000000"/>
+          <w:sz w:val="24"/>
+          <w:szCs w:val="24"/>
+        </w:rPr>
+        <w:t xml:space="preserve">. Van juntas porque la diferencia entre ellas es el hallazgo, no un detalle de método.</w:t>
+      </w:r>
+    </w:p>
+    <w:p>
+      <w:pPr>
+        <w:pStyle w:val="Heading3"/>
+        <w:keepNext/>
+        <w:spacing w:after="0" w:before="0" w:line="480" w:lineRule="auto"/>
+      </w:pPr>
+      <w:r>
+        <w:rPr>
+          <w:rFonts w:ascii="Times New Roman" w:cs="Times New Roman" w:eastAsia="Times New Roman" w:hAnsi="Times New Roman"/>
+          <w:b/>
+          <w:bCs/>
+          <w:i/>
+          <w:iCs/>
+          <w:color w:val="000000"/>
+          <w:sz w:val="24"/>
+          <w:szCs w:val="24"/>
+        </w:rPr>
+        <w:t xml:space="preserve">Lo que se vio en el bloque de prueba</w:t>
+      </w:r>
+    </w:p>
+    <w:p>
+      <w:pPr>
+        <w:keepNext/>
+        <w:spacing w:after="0" w:before="240" w:line="480" w:lineRule="auto"/>
+      </w:pPr>
+      <w:r>
+        <w:rPr>
+          <w:rFonts w:ascii="Times New Roman" w:cs="Times New Roman" w:eastAsia="Times New Roman" w:hAnsi="Times New Roman"/>
+          <w:b/>
+          <w:bCs/>
+          <w:color w:val="000000"/>
+          <w:sz w:val="24"/>
+          <w:szCs w:val="24"/>
+        </w:rPr>
+        <w:t xml:space="preserve">Tabla 5</w:t>
+      </w:r>
+    </w:p>
+    <w:p>
+      <w:pPr>
+        <w:keepNext/>
+        <w:spacing w:after="60" w:line="480" w:lineRule="auto"/>
+      </w:pPr>
+      <w:r>
+        <w:rPr>
+          <w:rFonts w:ascii="Times New Roman" w:cs="Times New Roman" w:eastAsia="Times New Roman" w:hAnsi="Times New Roman"/>
+          <w:i/>
+          <w:iCs/>
+          <w:color w:val="000000"/>
+          <w:sz w:val="24"/>
+          <w:szCs w:val="24"/>
+        </w:rPr>
+        <w:t xml:space="preserve">F1 por clase extrema sobre el bloque de prueba, contra el piso del azar.</w:t>
+      </w:r>
+    </w:p>
+    <w:tbl>
+      <w:tblPr>
+        <w:tblW w:type="dxa" w:w="9360"/>
+        <w:tblBorders>
+          <w:top w:val="none"/>
+          <w:left w:val="none"/>
+          <w:bottom w:val="none"/>
+          <w:right w:val="none"/>
+          <w:insideH w:val="none"/>
+          <w:insideV w:val="none"/>
+        </w:tblBorders>
+      </w:tblPr>
+      <w:tblGrid>
+        <w:gridCol w:w="3120"/>
+        <w:gridCol w:w="3120"/>
+        <w:gridCol w:w="3120"/>
+      </w:tblGrid>
+      <w:tr>
+        <w:trPr>
+          <w:tblHeader/>
+        </w:trPr>
+        <w:tc>
+          <w:tcPr>
+            <w:tcW w:type="dxa" w:w="3120"/>
+            <w:tcBorders>
+              <w:top w:val="single" w:color="000000" w:sz="6"/>
+              <w:left w:val="none"/>
+              <w:bottom w:val="single" w:color="000000" w:sz="6"/>
+              <w:right w:val="none"/>
+            </w:tcBorders>
+            <w:tcMar>
+              <w:top w:type="dxa" w:w="60"/>
+              <w:left w:type="dxa" w:w="100"/>
+              <w:bottom w:type="dxa" w:w="60"/>
+              <w:right w:type="dxa" w:w="100"/>
+            </w:tcMar>
+          </w:tcPr>
+          <w:p>
+            <w:pPr>
+              <w:spacing w:after="0" w:line="240" w:lineRule="auto"/>
+              <w:jc w:val="left"/>
+            </w:pPr>
+            <w:r>
+              <w:rPr>
+                <w:rFonts w:ascii="Times New Roman" w:cs="Times New Roman" w:eastAsia="Times New Roman" w:hAnsi="Times New Roman"/>
+                <w:color w:val="000000"/>
+                <w:sz w:val="22"/>
+                <w:szCs w:val="22"/>
+              </w:rPr>
+              <w:t xml:space="preserve">Bloque</w:t>
+            </w:r>
+          </w:p>
+        </w:tc>
+        <w:tc>
+          <w:tcPr>
+            <w:tcW w:type="dxa" w:w="3120"/>
+            <w:tcBorders>
+              <w:top w:val="single" w:color="000000" w:sz="6"/>
+              <w:left w:val="none"/>
+              <w:bottom w:val="single" w:color="000000" w:sz="6"/>
+              <w:right w:val="none"/>
+            </w:tcBorders>
+            <w:tcMar>
+              <w:top w:type="dxa" w:w="60"/>
+              <w:left w:type="dxa" w:w="100"/>
+              <w:bottom w:type="dxa" w:w="60"/>
+              <w:right w:type="dxa" w:w="100"/>
+            </w:tcMar>
+          </w:tcPr>
+          <w:p>
+            <w:pPr>
+              <w:spacing w:after="0" w:line="240" w:lineRule="auto"/>
+              <w:jc w:val="center"/>
+            </w:pPr>
+            <w:r>
+              <w:rPr>
+                <w:rFonts w:ascii="Times New Roman" w:cs="Times New Roman" w:eastAsia="Times New Roman" w:hAnsi="Times New Roman"/>
+                <w:color w:val="000000"/>
+                <w:sz w:val="22"/>
+                <w:szCs w:val="22"/>
+              </w:rPr>
+              <w:t xml:space="preserve">Máximos</w:t>
+            </w:r>
+          </w:p>
+        </w:tc>
+        <w:tc>
+          <w:tcPr>
+            <w:tcW w:type="dxa" w:w="3120"/>
+            <w:tcBorders>
+              <w:top w:val="single" w:color="000000" w:sz="6"/>
+              <w:left w:val="none"/>
+              <w:bottom w:val="single" w:color="000000" w:sz="6"/>
+              <w:right w:val="none"/>
+            </w:tcBorders>
+            <w:tcMar>
+              <w:top w:type="dxa" w:w="60"/>
+              <w:left w:type="dxa" w:w="100"/>
+              <w:bottom w:type="dxa" w:w="60"/>
+              <w:right w:type="dxa" w:w="100"/>
+            </w:tcMar>
+          </w:tcPr>
+          <w:p>
+            <w:pPr>
+              <w:spacing w:after="0" w:line="240" w:lineRule="auto"/>
+              <w:jc w:val="center"/>
+            </w:pPr>
+            <w:r>
+              <w:rPr>
+                <w:rFonts w:ascii="Times New Roman" w:cs="Times New Roman" w:eastAsia="Times New Roman" w:hAnsi="Times New Roman"/>
+                <w:color w:val="000000"/>
+                <w:sz w:val="22"/>
+                <w:szCs w:val="22"/>
+              </w:rPr>
+              <w:t xml:space="preserve">Mínimos</w:t>
+            </w:r>
+          </w:p>
+        </w:tc>
+      </w:tr>
+      <w:tr>
+        <w:tc>
+          <w:tcPr>
+            <w:tcW w:type="dxa" w:w="3120"/>
+            <w:tcBorders>
+              <w:top w:val="none"/>
+              <w:left w:val="none"/>
+              <w:bottom w:val="none"/>
+              <w:right w:val="none"/>
+            </w:tcBorders>
+            <w:tcMar>
+              <w:top w:type="dxa" w:w="60"/>
+              <w:left w:type="dxa" w:w="100"/>
+              <w:bottom w:type="dxa" w:w="60"/>
+              <w:right w:type="dxa" w:w="100"/>
+            </w:tcMar>
+          </w:tcPr>
+          <w:p>
+            <w:pPr>
+              <w:spacing w:after="0" w:line="240" w:lineRule="auto"/>
+              <w:jc w:val="left"/>
+            </w:pPr>
+            <w:r>
+              <w:rPr>
+                <w:rFonts w:ascii="Times New Roman" w:cs="Times New Roman" w:eastAsia="Times New Roman" w:hAnsi="Times New Roman"/>
+                <w:color w:val="000000"/>
+                <w:sz w:val="22"/>
+                <w:szCs w:val="22"/>
+              </w:rPr>
+              <w:t xml:space="preserve">Validación</w:t>
+            </w:r>
+          </w:p>
+        </w:tc>
+        <w:tc>
+          <w:tcPr>
+            <w:tcW w:type="dxa" w:w="3120"/>
+            <w:tcBorders>
+              <w:top w:val="none"/>
+              <w:left w:val="none"/>
+              <w:bottom w:val="none"/>
+              <w:right w:val="none"/>
+            </w:tcBorders>
+            <w:tcMar>
+              <w:top w:type="dxa" w:w="60"/>
+              <w:left w:type="dxa" w:w="100"/>
+              <w:bottom w:type="dxa" w:w="60"/>
+              <w:right w:type="dxa" w:w="100"/>
+            </w:tcMar>
+          </w:tcPr>
+          <w:p>
+            <w:pPr>
+              <w:spacing w:after="0" w:line="240" w:lineRule="auto"/>
+              <w:jc w:val="center"/>
+            </w:pPr>
+            <w:r>
+              <w:rPr>
+                <w:rFonts w:ascii="Times New Roman" w:cs="Times New Roman" w:eastAsia="Times New Roman" w:hAnsi="Times New Roman"/>
+                <w:b/>
+                <w:bCs/>
+                <w:color w:val="000000"/>
+                <w:sz w:val="22"/>
+                <w:szCs w:val="22"/>
+              </w:rPr>
+              <w:t xml:space="preserve">99</w:t>
+            </w:r>
+          </w:p>
+        </w:tc>
+        <w:tc>
+          <w:tcPr>
+            <w:tcW w:type="dxa" w:w="3120"/>
+            <w:tcBorders>
+              <w:top w:val="none"/>
+              <w:left w:val="none"/>
+              <w:bottom w:val="none"/>
+              <w:right w:val="none"/>
+            </w:tcBorders>
+            <w:tcMar>
+              <w:top w:type="dxa" w:w="60"/>
+              <w:left w:type="dxa" w:w="100"/>
+              <w:bottom w:type="dxa" w:w="60"/>
+              <w:right w:type="dxa" w:w="100"/>
+            </w:tcMar>
+          </w:tcPr>
+          <w:p>
+            <w:pPr>
+              <w:spacing w:after="0" w:line="240" w:lineRule="auto"/>
+              <w:jc w:val="center"/>
+            </w:pPr>
+            <w:r>
+              <w:rPr>
+                <w:rFonts w:ascii="Times New Roman" w:cs="Times New Roman" w:eastAsia="Times New Roman" w:hAnsi="Times New Roman"/>
+                <w:color w:val="000000"/>
+                <w:sz w:val="22"/>
+                <w:szCs w:val="22"/>
+              </w:rPr>
+              <w:t xml:space="preserve">94</w:t>
+            </w:r>
+          </w:p>
+        </w:tc>
+      </w:tr>
+      <w:tr>
+        <w:tc>
+          <w:tcPr>
+            <w:tcW w:type="dxa" w:w="3120"/>
+            <w:tcBorders>
+              <w:top w:val="none"/>
+              <w:left w:val="none"/>
+              <w:bottom w:val="single" w:color="000000" w:sz="6"/>
+              <w:right w:val="none"/>
+            </w:tcBorders>
+            <w:tcMar>
+              <w:top w:type="dxa" w:w="60"/>
+              <w:left w:type="dxa" w:w="100"/>
+              <w:bottom w:type="dxa" w:w="60"/>
+              <w:right w:type="dxa" w:w="100"/>
+            </w:tcMar>
+          </w:tcPr>
+          <w:p>
+            <w:pPr>
+              <w:spacing w:after="0" w:line="240" w:lineRule="auto"/>
+              <w:jc w:val="left"/>
+            </w:pPr>
+            <w:r>
+              <w:rPr>
+                <w:rFonts w:ascii="Times New Roman" w:cs="Times New Roman" w:eastAsia="Times New Roman" w:hAnsi="Times New Roman"/>
+                <w:color w:val="000000"/>
+                <w:sz w:val="22"/>
+                <w:szCs w:val="22"/>
+              </w:rPr>
+              <w:t xml:space="preserve">Prueba</w:t>
+            </w:r>
+          </w:p>
+        </w:tc>
+        <w:tc>
+          <w:tcPr>
+            <w:tcW w:type="dxa" w:w="3120"/>
+            <w:tcBorders>
+              <w:top w:val="none"/>
+              <w:left w:val="none"/>
+              <w:bottom w:val="single" w:color="000000" w:sz="6"/>
+              <w:right w:val="none"/>
+            </w:tcBorders>
+            <w:tcMar>
+              <w:top w:type="dxa" w:w="60"/>
+              <w:left w:type="dxa" w:w="100"/>
+              <w:bottom w:type="dxa" w:w="60"/>
+              <w:right w:type="dxa" w:w="100"/>
+            </w:tcMar>
+          </w:tcPr>
+          <w:p>
+            <w:pPr>
+              <w:spacing w:after="0" w:line="240" w:lineRule="auto"/>
+              <w:jc w:val="center"/>
+            </w:pPr>
+            <w:r>
+              <w:rPr>
+                <w:rFonts w:ascii="Times New Roman" w:cs="Times New Roman" w:eastAsia="Times New Roman" w:hAnsi="Times New Roman"/>
+                <w:b/>
+                <w:bCs/>
+                <w:color w:val="000000"/>
+                <w:sz w:val="22"/>
+                <w:szCs w:val="22"/>
+              </w:rPr>
+              <w:t xml:space="preserve">86</w:t>
+            </w:r>
+          </w:p>
+        </w:tc>
+        <w:tc>
+          <w:tcPr>
+            <w:tcW w:type="dxa" w:w="3120"/>
+            <w:tcBorders>
+              <w:top w:val="none"/>
+              <w:left w:val="none"/>
+              <w:bottom w:val="single" w:color="000000" w:sz="6"/>
+              <w:right w:val="none"/>
+            </w:tcBorders>
+            <w:tcMar>
+              <w:top w:type="dxa" w:w="60"/>
+              <w:left w:type="dxa" w:w="100"/>
+              <w:bottom w:type="dxa" w:w="60"/>
+              <w:right w:type="dxa" w:w="100"/>
+            </w:tcMar>
+          </w:tcPr>
+          <w:p>
+            <w:pPr>
+              <w:spacing w:after="0" w:line="240" w:lineRule="auto"/>
+              <w:jc w:val="center"/>
+            </w:pPr>
+            <w:r>
+              <w:rPr>
+                <w:rFonts w:ascii="Times New Roman" w:cs="Times New Roman" w:eastAsia="Times New Roman" w:hAnsi="Times New Roman"/>
+                <w:color w:val="000000"/>
+                <w:sz w:val="22"/>
+                <w:szCs w:val="22"/>
+              </w:rPr>
+              <w:t xml:space="preserve">86</w:t>
+            </w:r>
+          </w:p>
+        </w:tc>
+      </w:tr>
+    </w:tbl>
+    <w:p>
+      <w:pPr>
+        <w:spacing w:after="240"/>
+      </w:pPr>
+    </w:p>
+    <w:p>
+      <w:pPr>
+        <w:spacing w:after="0" w:line="480" w:lineRule="auto"/>
+        <w:ind w:firstLine="720"/>
+      </w:pPr>
+      <w:r>
+        <w:rPr>
+          <w:rFonts w:ascii="Times New Roman" w:cs="Times New Roman" w:eastAsia="Times New Roman" w:hAnsi="Times New Roman"/>
+          <w:color w:val="000000"/>
+          <w:sz w:val="24"/>
+          <w:szCs w:val="24"/>
+        </w:rPr>
+        <w:t xml:space="preserve">Leído solo, dice que </w:t>
+      </w:r>
+      <w:r>
+        <w:rPr>
+          <w:rFonts w:ascii="Times New Roman" w:cs="Times New Roman" w:eastAsia="Times New Roman" w:hAnsi="Times New Roman"/>
+          <w:b/>
+          <w:bCs/>
+          <w:color w:val="000000"/>
+          <w:sz w:val="24"/>
+          <w:szCs w:val="24"/>
+        </w:rPr>
+        <w:t xml:space="preserve">ningún modelo supera al azar en las dos clases</w:t>
+      </w:r>
+      <w:r>
+        <w:rPr>
+          <w:rFonts w:ascii="Times New Roman" w:cs="Times New Roman" w:eastAsia="Times New Roman" w:hAnsi="Times New Roman"/>
+          <w:color w:val="000000"/>
+          <w:sz w:val="24"/>
+          <w:szCs w:val="24"/>
+        </w:rPr>
+        <w:t xml:space="preserve"> y que el bosque queda por debajo del azar en Máximo. Con 86 ejemplos por clase, esa lectura era la más severa posible del resultado.</w:t>
+      </w:r>
+    </w:p>
+    <w:p>
+      <w:pPr>
+        <w:pStyle w:val="Heading3"/>
+        <w:keepNext/>
+        <w:spacing w:after="0" w:before="0" w:line="480" w:lineRule="auto"/>
+      </w:pPr>
+      <w:r>
+        <w:rPr>
+          <w:rFonts w:ascii="Times New Roman" w:cs="Times New Roman" w:eastAsia="Times New Roman" w:hAnsi="Times New Roman"/>
+          <w:b/>
+          <w:bCs/>
+          <w:i/>
+          <w:iCs/>
+          <w:color w:val="000000"/>
+          <w:sz w:val="24"/>
+          <w:szCs w:val="24"/>
+        </w:rPr>
+        <w:t xml:space="preserve">Lo que dice la agregación de los nueve tramos</w:t>
+      </w:r>
+    </w:p>
+    <w:p>
+      <w:pPr>
+        <w:spacing w:after="0" w:line="480" w:lineRule="auto"/>
+        <w:ind w:firstLine="720"/>
+      </w:pPr>
+      <w:r>
+        <w:rPr>
+          <w:rFonts w:ascii="Times New Roman" w:cs="Times New Roman" w:eastAsia="Times New Roman" w:hAnsi="Times New Roman"/>
+          <w:color w:val="000000"/>
+          <w:sz w:val="24"/>
+          <w:szCs w:val="24"/>
+        </w:rPr>
+        <w:t xml:space="preserve">Sobre </w:t>
+      </w:r>
+      <w:r>
+        <w:rPr>
+          <w:rFonts w:ascii="Times New Roman" w:cs="Times New Roman" w:eastAsia="Times New Roman" w:hAnsi="Times New Roman"/>
+          <w:b/>
+          <w:bCs/>
+          <w:color w:val="000000"/>
+          <w:sz w:val="24"/>
+          <w:szCs w:val="24"/>
+        </w:rPr>
+        <w:t xml:space="preserve">7 311 filas</w:t>
+      </w:r>
+      <w:r>
+        <w:rPr>
+          <w:rFonts w:ascii="Times New Roman" w:cs="Times New Roman" w:eastAsia="Times New Roman" w:hAnsi="Times New Roman"/>
+          <w:color w:val="000000"/>
+          <w:sz w:val="24"/>
+          <w:szCs w:val="24"/>
+        </w:rPr>
+        <w:t xml:space="preserve">, con intervalo pareado en cada celda:</w:t>
+      </w:r>
+    </w:p>
+    <w:p>
+      <w:pPr>
+        <w:keepNext/>
+        <w:spacing w:after="0" w:before="240" w:line="480" w:lineRule="auto"/>
+      </w:pPr>
+      <w:r>
+        <w:rPr>
+          <w:rFonts w:ascii="Times New Roman" w:cs="Times New Roman" w:eastAsia="Times New Roman" w:hAnsi="Times New Roman"/>
+          <w:b/>
+          <w:bCs/>
+          <w:color w:val="000000"/>
+          <w:sz w:val="24"/>
+          <w:szCs w:val="24"/>
+        </w:rPr>
+        <w:t xml:space="preserve">Tabla 6</w:t>
+      </w:r>
+    </w:p>
+    <w:p>
+      <w:pPr>
+        <w:keepNext/>
+        <w:spacing w:after="60" w:line="480" w:lineRule="auto"/>
+      </w:pPr>
+      <w:r>
+        <w:rPr>
+          <w:rFonts w:ascii="Times New Roman" w:cs="Times New Roman" w:eastAsia="Times New Roman" w:hAnsi="Times New Roman"/>
+          <w:i/>
+          <w:iCs/>
+          <w:color w:val="000000"/>
+          <w:sz w:val="24"/>
+          <w:szCs w:val="24"/>
+        </w:rPr>
+        <w:t xml:space="preserve">Diferencia contra el azar por clase, y si el intervalo excluye el cero.</w:t>
+      </w:r>
+    </w:p>
+    <w:tbl>
+      <w:tblPr>
+        <w:tblW w:type="dxa" w:w="9360"/>
+        <w:tblBorders>
+          <w:top w:val="none"/>
+          <w:left w:val="none"/>
+          <w:bottom w:val="none"/>
+          <w:right w:val="none"/>
+          <w:insideH w:val="none"/>
+          <w:insideV w:val="none"/>
+        </w:tblBorders>
+      </w:tblPr>
+      <w:tblGrid>
+        <w:gridCol w:w="3120"/>
+        <w:gridCol w:w="3120"/>
+        <w:gridCol w:w="3120"/>
+      </w:tblGrid>
+      <w:tr>
+        <w:trPr>
+          <w:tblHeader/>
+        </w:trPr>
+        <w:tc>
+          <w:tcPr>
+            <w:tcW w:type="dxa" w:w="3120"/>
+            <w:tcBorders>
+              <w:top w:val="single" w:color="000000" w:sz="6"/>
+              <w:left w:val="none"/>
+              <w:bottom w:val="single" w:color="000000" w:sz="6"/>
+              <w:right w:val="none"/>
+            </w:tcBorders>
+            <w:tcMar>
+              <w:top w:type="dxa" w:w="60"/>
+              <w:left w:type="dxa" w:w="100"/>
+              <w:bottom w:type="dxa" w:w="60"/>
+              <w:right w:type="dxa" w:w="100"/>
+            </w:tcMar>
+          </w:tcPr>
+          <w:p>
+            <w:pPr>
+              <w:spacing w:after="0" w:line="240" w:lineRule="auto"/>
+              <w:jc w:val="left"/>
+            </w:pPr>
+            <w:r>
+              <w:rPr>
+                <w:rFonts w:ascii="Times New Roman" w:cs="Times New Roman" w:eastAsia="Times New Roman" w:hAnsi="Times New Roman"/>
+                <w:color w:val="000000"/>
+                <w:sz w:val="22"/>
+                <w:szCs w:val="22"/>
+              </w:rPr>
+              <w:t xml:space="preserve">Modelo</w:t>
+            </w:r>
+          </w:p>
+        </w:tc>
+        <w:tc>
+          <w:tcPr>
+            <w:tcW w:type="dxa" w:w="3120"/>
+            <w:tcBorders>
+              <w:top w:val="single" w:color="000000" w:sz="6"/>
+              <w:left w:val="none"/>
+              <w:bottom w:val="single" w:color="000000" w:sz="6"/>
+              <w:right w:val="none"/>
+            </w:tcBorders>
+            <w:tcMar>
+              <w:top w:type="dxa" w:w="60"/>
+              <w:left w:type="dxa" w:w="100"/>
+              <w:bottom w:type="dxa" w:w="60"/>
+              <w:right w:type="dxa" w:w="100"/>
+            </w:tcMar>
+          </w:tcPr>
+          <w:p>
+            <w:pPr>
+              <w:spacing w:after="0" w:line="240" w:lineRule="auto"/>
+              <w:jc w:val="center"/>
+            </w:pPr>
+            <w:r>
+              <w:rPr>
+                <w:rFonts w:ascii="Times New Roman" w:cs="Times New Roman" w:eastAsia="Times New Roman" w:hAnsi="Times New Roman"/>
+                <w:color w:val="000000"/>
+                <w:sz w:val="22"/>
+                <w:szCs w:val="22"/>
+              </w:rPr>
+              <w:t xml:space="preserve">F1 Máximo</w:t>
+            </w:r>
+          </w:p>
+        </w:tc>
+        <w:tc>
+          <w:tcPr>
+            <w:tcW w:type="dxa" w:w="3120"/>
+            <w:tcBorders>
+              <w:top w:val="single" w:color="000000" w:sz="6"/>
+              <w:left w:val="none"/>
+              <w:bottom w:val="single" w:color="000000" w:sz="6"/>
+              <w:right w:val="none"/>
+            </w:tcBorders>
+            <w:tcMar>
+              <w:top w:type="dxa" w:w="60"/>
+              <w:left w:type="dxa" w:w="100"/>
+              <w:bottom w:type="dxa" w:w="60"/>
+              <w:right w:type="dxa" w:w="100"/>
+            </w:tcMar>
+          </w:tcPr>
+          <w:p>
+            <w:pPr>
+              <w:spacing w:after="0" w:line="240" w:lineRule="auto"/>
+              <w:jc w:val="center"/>
+            </w:pPr>
+            <w:r>
+              <w:rPr>
+                <w:rFonts w:ascii="Times New Roman" w:cs="Times New Roman" w:eastAsia="Times New Roman" w:hAnsi="Times New Roman"/>
+                <w:color w:val="000000"/>
+                <w:sz w:val="22"/>
+                <w:szCs w:val="22"/>
+              </w:rPr>
+              <w:t xml:space="preserve">F1 Mínimo</w:t>
+            </w:r>
+          </w:p>
+        </w:tc>
+      </w:tr>
+      <w:tr>
+        <w:tc>
+          <w:tcPr>
+            <w:tcW w:type="dxa" w:w="3120"/>
+            <w:tcBorders>
+              <w:top w:val="none"/>
+              <w:left w:val="none"/>
+              <w:bottom w:val="none"/>
+              <w:right w:val="none"/>
+            </w:tcBorders>
+            <w:tcMar>
+              <w:top w:type="dxa" w:w="60"/>
+              <w:left w:type="dxa" w:w="100"/>
+              <w:bottom w:type="dxa" w:w="60"/>
+              <w:right w:type="dxa" w:w="100"/>
+            </w:tcMar>
+          </w:tcPr>
+          <w:p>
+            <w:pPr>
+              <w:spacing w:after="0" w:line="240" w:lineRule="auto"/>
+              <w:jc w:val="left"/>
+            </w:pPr>
+            <w:r>
+              <w:rPr>
+                <w:rFonts w:ascii="Courier New" w:cs="Courier New" w:eastAsia="Courier New" w:hAnsi="Courier New"/>
+                <w:color w:val="000000"/>
+                <w:sz w:val="20"/>
+                <w:szCs w:val="20"/>
+              </w:rPr>
+              <w:t xml:space="preserve">baseline_aleatorio</w:t>
+            </w:r>
+            <w:r>
+              <w:rPr>
+                <w:rFonts w:ascii="Times New Roman" w:cs="Times New Roman" w:eastAsia="Times New Roman" w:hAnsi="Times New Roman"/>
+                <w:color w:val="000000"/>
+                <w:sz w:val="22"/>
+                <w:szCs w:val="22"/>
+              </w:rPr>
+              <w:t xml:space="preserve"> (el piso, D7)</w:t>
+            </w:r>
+          </w:p>
+        </w:tc>
+        <w:tc>
+          <w:tcPr>
+            <w:tcW w:type="dxa" w:w="3120"/>
+            <w:tcBorders>
+              <w:top w:val="none"/>
+              <w:left w:val="none"/>
+              <w:bottom w:val="none"/>
+              <w:right w:val="none"/>
+            </w:tcBorders>
+            <w:tcMar>
+              <w:top w:type="dxa" w:w="60"/>
+              <w:left w:type="dxa" w:w="100"/>
+              <w:bottom w:type="dxa" w:w="60"/>
+              <w:right w:type="dxa" w:w="100"/>
+            </w:tcMar>
+          </w:tcPr>
+          <w:p>
+            <w:pPr>
+              <w:spacing w:after="0" w:line="240" w:lineRule="auto"/>
+              <w:jc w:val="center"/>
+            </w:pPr>
+            <w:r>
+              <w:rPr>
+                <w:rFonts w:ascii="Times New Roman" w:cs="Times New Roman" w:eastAsia="Times New Roman" w:hAnsi="Times New Roman"/>
+                <w:color w:val="000000"/>
+                <w:sz w:val="22"/>
+                <w:szCs w:val="22"/>
+              </w:rPr>
+              <w:t xml:space="preserve">0,077778</w:t>
+            </w:r>
+          </w:p>
+        </w:tc>
+        <w:tc>
+          <w:tcPr>
+            <w:tcW w:type="dxa" w:w="3120"/>
+            <w:tcBorders>
+              <w:top w:val="none"/>
+              <w:left w:val="none"/>
+              <w:bottom w:val="none"/>
+              <w:right w:val="none"/>
+            </w:tcBorders>
+            <w:tcMar>
+              <w:top w:type="dxa" w:w="60"/>
+              <w:left w:type="dxa" w:w="100"/>
+              <w:bottom w:type="dxa" w:w="60"/>
+              <w:right w:type="dxa" w:w="100"/>
+            </w:tcMar>
+          </w:tcPr>
+          <w:p>
+            <w:pPr>
+              <w:spacing w:after="0" w:line="240" w:lineRule="auto"/>
+              <w:jc w:val="center"/>
+            </w:pPr>
+            <w:r>
+              <w:rPr>
+                <w:rFonts w:ascii="Times New Roman" w:cs="Times New Roman" w:eastAsia="Times New Roman" w:hAnsi="Times New Roman"/>
+                <w:color w:val="000000"/>
+                <w:sz w:val="22"/>
+                <w:szCs w:val="22"/>
+              </w:rPr>
+              <w:t xml:space="preserve">0,044944</w:t>
+            </w:r>
+          </w:p>
+        </w:tc>
+      </w:tr>
+      <w:tr>
+        <w:tc>
+          <w:tcPr>
+            <w:tcW w:type="dxa" w:w="3120"/>
+            <w:tcBorders>
+              <w:top w:val="none"/>
+              <w:left w:val="none"/>
+              <w:bottom w:val="none"/>
+              <w:right w:val="none"/>
+            </w:tcBorders>
+            <w:tcMar>
+              <w:top w:type="dxa" w:w="60"/>
+              <w:left w:type="dxa" w:w="100"/>
+              <w:bottom w:type="dxa" w:w="60"/>
+              <w:right w:type="dxa" w:w="100"/>
+            </w:tcMar>
+          </w:tcPr>
+          <w:p>
+            <w:pPr>
+              <w:spacing w:after="0" w:line="240" w:lineRule="auto"/>
+              <w:jc w:val="left"/>
+            </w:pPr>
+            <w:r>
+              <w:rPr>
+                <w:rFonts w:ascii="Courier New" w:cs="Courier New" w:eastAsia="Courier New" w:hAnsi="Courier New"/>
+                <w:color w:val="000000"/>
+                <w:sz w:val="20"/>
+                <w:szCs w:val="20"/>
+              </w:rPr>
+              <w:t xml:space="preserve">bosque_aleatorio_rezagos_relativos</w:t>
+            </w:r>
+          </w:p>
+        </w:tc>
+        <w:tc>
+          <w:tcPr>
+            <w:tcW w:type="dxa" w:w="3120"/>
+            <w:tcBorders>
+              <w:top w:val="none"/>
+              <w:left w:val="none"/>
+              <w:bottom w:val="none"/>
+              <w:right w:val="none"/>
+            </w:tcBorders>
+            <w:tcMar>
+              <w:top w:type="dxa" w:w="60"/>
+              <w:left w:type="dxa" w:w="100"/>
+              <w:bottom w:type="dxa" w:w="60"/>
+              <w:right w:type="dxa" w:w="100"/>
+            </w:tcMar>
+          </w:tcPr>
+          <w:p>
+            <w:pPr>
+              <w:spacing w:after="0" w:line="240" w:lineRule="auto"/>
+              <w:jc w:val="center"/>
+            </w:pPr>
+            <w:r>
+              <w:rPr>
+                <w:rFonts w:ascii="Times New Roman" w:cs="Times New Roman" w:eastAsia="Times New Roman" w:hAnsi="Times New Roman"/>
+                <w:color w:val="000000"/>
+                <w:sz w:val="22"/>
+                <w:szCs w:val="22"/>
+              </w:rPr>
+              <w:t xml:space="preserve">0,046154</w:t>
+            </w:r>
+          </w:p>
+        </w:tc>
+        <w:tc>
+          <w:tcPr>
+            <w:tcW w:type="dxa" w:w="3120"/>
+            <w:tcBorders>
+              <w:top w:val="none"/>
+              <w:left w:val="none"/>
+              <w:bottom w:val="none"/>
+              <w:right w:val="none"/>
+            </w:tcBorders>
+            <w:tcMar>
+              <w:top w:type="dxa" w:w="60"/>
+              <w:left w:type="dxa" w:w="100"/>
+              <w:bottom w:type="dxa" w:w="60"/>
+              <w:right w:type="dxa" w:w="100"/>
+            </w:tcMar>
+          </w:tcPr>
+          <w:p>
+            <w:pPr>
+              <w:spacing w:after="0" w:line="240" w:lineRule="auto"/>
+              <w:jc w:val="center"/>
+            </w:pPr>
+            <w:r>
+              <w:rPr>
+                <w:rFonts w:ascii="Times New Roman" w:cs="Times New Roman" w:eastAsia="Times New Roman" w:hAnsi="Times New Roman"/>
+                <w:b/>
+                <w:bCs/>
+                <w:color w:val="000000"/>
+                <w:sz w:val="22"/>
+                <w:szCs w:val="22"/>
+              </w:rPr>
+              <w:t xml:space="preserve">0,165746</w:t>
+            </w:r>
+          </w:p>
+        </w:tc>
+      </w:tr>
+      <w:tr>
+        <w:tc>
+          <w:tcPr>
+            <w:tcW w:type="dxa" w:w="3120"/>
+            <w:tcBorders>
+              <w:top w:val="none"/>
+              <w:left w:val="none"/>
+              <w:bottom w:val="none"/>
+              <w:right w:val="none"/>
+            </w:tcBorders>
+            <w:tcMar>
+              <w:top w:type="dxa" w:w="60"/>
+              <w:left w:type="dxa" w:w="100"/>
+              <w:bottom w:type="dxa" w:w="60"/>
+              <w:right w:type="dxa" w:w="100"/>
+            </w:tcMar>
+          </w:tcPr>
+          <w:p>
+            <w:pPr>
+              <w:spacing w:after="0" w:line="240" w:lineRule="auto"/>
+              <w:jc w:val="left"/>
+            </w:pPr>
+            <w:r>
+              <w:rPr>
+                <w:rFonts w:ascii="Courier New" w:cs="Courier New" w:eastAsia="Courier New" w:hAnsi="Courier New"/>
+                <w:color w:val="000000"/>
+                <w:sz w:val="20"/>
+                <w:szCs w:val="20"/>
+              </w:rPr>
+              <w:t xml:space="preserve">chronos_bolt</w:t>
+            </w:r>
+          </w:p>
+        </w:tc>
+        <w:tc>
+          <w:tcPr>
+            <w:tcW w:type="dxa" w:w="3120"/>
+            <w:tcBorders>
+              <w:top w:val="none"/>
+              <w:left w:val="none"/>
+              <w:bottom w:val="none"/>
+              <w:right w:val="none"/>
+            </w:tcBorders>
+            <w:tcMar>
+              <w:top w:type="dxa" w:w="60"/>
+              <w:left w:type="dxa" w:w="100"/>
+              <w:bottom w:type="dxa" w:w="60"/>
+              <w:right w:type="dxa" w:w="100"/>
+            </w:tcMar>
+          </w:tcPr>
+          <w:p>
+            <w:pPr>
+              <w:spacing w:after="0" w:line="240" w:lineRule="auto"/>
+              <w:jc w:val="center"/>
+            </w:pPr>
+            <w:r>
+              <w:rPr>
+                <w:rFonts w:ascii="Times New Roman" w:cs="Times New Roman" w:eastAsia="Times New Roman" w:hAnsi="Times New Roman"/>
+                <w:color w:val="000000"/>
+                <w:sz w:val="22"/>
+                <w:szCs w:val="22"/>
+              </w:rPr>
+              <w:t xml:space="preserve">0,062992</w:t>
+            </w:r>
+          </w:p>
+        </w:tc>
+        <w:tc>
+          <w:tcPr>
+            <w:tcW w:type="dxa" w:w="3120"/>
+            <w:tcBorders>
+              <w:top w:val="none"/>
+              <w:left w:val="none"/>
+              <w:bottom w:val="none"/>
+              <w:right w:val="none"/>
+            </w:tcBorders>
+            <w:tcMar>
+              <w:top w:type="dxa" w:w="60"/>
+              <w:left w:type="dxa" w:w="100"/>
+              <w:bottom w:type="dxa" w:w="60"/>
+              <w:right w:type="dxa" w:w="100"/>
+            </w:tcMar>
+          </w:tcPr>
+          <w:p>
+            <w:pPr>
+              <w:spacing w:after="0" w:line="240" w:lineRule="auto"/>
+              <w:jc w:val="center"/>
+            </w:pPr>
+            <w:r>
+              <w:rPr>
+                <w:rFonts w:ascii="Times New Roman" w:cs="Times New Roman" w:eastAsia="Times New Roman" w:hAnsi="Times New Roman"/>
+                <w:color w:val="000000"/>
+                <w:sz w:val="22"/>
+                <w:szCs w:val="22"/>
+              </w:rPr>
+              <w:t xml:space="preserve">0,070707</w:t>
+            </w:r>
+          </w:p>
+        </w:tc>
+      </w:tr>
+      <w:tr>
+        <w:tc>
+          <w:tcPr>
+            <w:tcW w:type="dxa" w:w="3120"/>
+            <w:tcBorders>
+              <w:top w:val="none"/>
+              <w:left w:val="none"/>
+              <w:bottom w:val="single" w:color="000000" w:sz="6"/>
+              <w:right w:val="none"/>
+            </w:tcBorders>
+            <w:tcMar>
+              <w:top w:type="dxa" w:w="60"/>
+              <w:left w:type="dxa" w:w="100"/>
+              <w:bottom w:type="dxa" w:w="60"/>
+              <w:right w:type="dxa" w:w="100"/>
+            </w:tcMar>
+          </w:tcPr>
+          <w:p>
+            <w:pPr>
+              <w:spacing w:after="0" w:line="240" w:lineRule="auto"/>
+              <w:jc w:val="left"/>
+            </w:pPr>
+            <w:r>
+              <w:rPr>
+                <w:rFonts w:ascii="Courier New" w:cs="Courier New" w:eastAsia="Courier New" w:hAnsi="Courier New"/>
+                <w:color w:val="000000"/>
+                <w:sz w:val="20"/>
+                <w:szCs w:val="20"/>
+              </w:rPr>
+              <w:t xml:space="preserve">itransformer</w:t>
+            </w:r>
+          </w:p>
+        </w:tc>
+        <w:tc>
+          <w:tcPr>
+            <w:tcW w:type="dxa" w:w="3120"/>
+            <w:tcBorders>
+              <w:top w:val="none"/>
+              <w:left w:val="none"/>
+              <w:bottom w:val="single" w:color="000000" w:sz="6"/>
+              <w:right w:val="none"/>
+            </w:tcBorders>
+            <w:tcMar>
+              <w:top w:type="dxa" w:w="60"/>
+              <w:left w:type="dxa" w:w="100"/>
+              <w:bottom w:type="dxa" w:w="60"/>
+              <w:right w:type="dxa" w:w="100"/>
+            </w:tcMar>
+          </w:tcPr>
+          <w:p>
+            <w:pPr>
+              <w:spacing w:after="0" w:line="240" w:lineRule="auto"/>
+              <w:jc w:val="center"/>
+            </w:pPr>
+            <w:r>
+              <w:rPr>
+                <w:rFonts w:ascii="Times New Roman" w:cs="Times New Roman" w:eastAsia="Times New Roman" w:hAnsi="Times New Roman"/>
+                <w:b/>
+                <w:bCs/>
+                <w:color w:val="000000"/>
+                <w:sz w:val="22"/>
+                <w:szCs w:val="22"/>
+              </w:rPr>
+              <w:t xml:space="preserve">0,116071</w:t>
+            </w:r>
+          </w:p>
+        </w:tc>
+        <w:tc>
+          <w:tcPr>
+            <w:tcW w:type="dxa" w:w="3120"/>
+            <w:tcBorders>
+              <w:top w:val="none"/>
+              <w:left w:val="none"/>
+              <w:bottom w:val="single" w:color="000000" w:sz="6"/>
+              <w:right w:val="none"/>
+            </w:tcBorders>
+            <w:tcMar>
+              <w:top w:type="dxa" w:w="60"/>
+              <w:left w:type="dxa" w:w="100"/>
+              <w:bottom w:type="dxa" w:w="60"/>
+              <w:right w:type="dxa" w:w="100"/>
+            </w:tcMar>
+          </w:tcPr>
+          <w:p>
+            <w:pPr>
+              <w:spacing w:after="0" w:line="240" w:lineRule="auto"/>
+              <w:jc w:val="center"/>
+            </w:pPr>
+            <w:r>
+              <w:rPr>
+                <w:rFonts w:ascii="Times New Roman" w:cs="Times New Roman" w:eastAsia="Times New Roman" w:hAnsi="Times New Roman"/>
+                <w:color w:val="000000"/>
+                <w:sz w:val="22"/>
+                <w:szCs w:val="22"/>
+              </w:rPr>
+              <w:t xml:space="preserve">0,032432</w:t>
+            </w:r>
+          </w:p>
+        </w:tc>
+      </w:tr>
+    </w:tbl>
+    <w:p>
+      <w:pPr>
+        <w:spacing w:after="240"/>
+      </w:pPr>
+    </w:p>
+    <w:p>
+      <w:pPr>
+        <w:spacing w:after="0" w:line="480" w:lineRule="auto"/>
+        <w:ind w:firstLine="720"/>
+      </w:pPr>
+      <w:r>
+        <w:rPr>
+          <w:rFonts w:ascii="Times New Roman" w:cs="Times New Roman" w:eastAsia="Times New Roman" w:hAnsi="Times New Roman"/>
+          <w:b/>
+          <w:bCs/>
+          <w:color w:val="000000"/>
+          <w:sz w:val="24"/>
+          <w:szCs w:val="24"/>
+        </w:rPr>
+        <w:t xml:space="preserve">El bosque sí supera al azar en las dos clases.</w:t>
+      </w:r>
+      <w:r>
+        <w:rPr>
+          <w:rFonts w:ascii="Times New Roman" w:cs="Times New Roman" w:eastAsia="Times New Roman" w:hAnsi="Times New Roman"/>
+          <w:color w:val="000000"/>
+          <w:sz w:val="24"/>
+          <w:szCs w:val="24"/>
+        </w:rPr>
+        <w:t xml:space="preserve"> Lo que parecía el resultado más severo del informe —que ninguno detectara las dos— era un </w:t>
+      </w:r>
+      <w:r>
+        <w:rPr>
+          <w:rFonts w:ascii="Times New Roman" w:cs="Times New Roman" w:eastAsia="Times New Roman" w:hAnsi="Times New Roman"/>
+          <w:b/>
+          <w:bCs/>
+          <w:color w:val="000000"/>
+          <w:sz w:val="24"/>
+          <w:szCs w:val="24"/>
+        </w:rPr>
+        <w:t xml:space="preserve">artefacto de tener 86 ejemplos por clase</w:t>
+      </w:r>
+      <w:r>
+        <w:rPr>
+          <w:rFonts w:ascii="Times New Roman" w:cs="Times New Roman" w:eastAsia="Times New Roman" w:hAnsi="Times New Roman"/>
+          <w:color w:val="000000"/>
+          <w:sz w:val="24"/>
+          <w:szCs w:val="24"/>
+        </w:rPr>
+        <w:t xml:space="preserve">, no un hecho sobre los modelos. Con cuatro veces más observaciones, la clase Máximo del bosque pasa de estar por debajo del azar a superarlo con intervalo que excluye el cero.</w:t>
+      </w:r>
+    </w:p>
+    <w:p>
+      <w:pPr>
+        <w:spacing w:after="0" w:line="480" w:lineRule="auto"/>
+        <w:ind w:firstLine="720"/>
+      </w:pPr>
+      <w:r>
+        <w:rPr>
+          <w:rFonts w:ascii="Times New Roman" w:cs="Times New Roman" w:eastAsia="Times New Roman" w:hAnsi="Times New Roman"/>
+          <w:b/>
+          <w:bCs/>
+          <w:color w:val="000000"/>
+          <w:sz w:val="24"/>
+          <w:szCs w:val="24"/>
+        </w:rPr>
+        <w:t xml:space="preserve">Lo que sí sobrevive, y ahora con intervalo:</w:t>
+      </w:r>
+      <w:r>
+        <w:rPr>
+          <w:rFonts w:ascii="Times New Roman" w:cs="Times New Roman" w:eastAsia="Times New Roman" w:hAnsi="Times New Roman"/>
+          <w:color w:val="000000"/>
+          <w:sz w:val="24"/>
+          <w:szCs w:val="24"/>
+        </w:rPr>
+        <w:t xml:space="preserve"> los dos modelos profundos detectan </w:t>
+      </w:r>
+      <w:r>
+        <w:rPr>
+          <w:rFonts w:ascii="Times New Roman" w:cs="Times New Roman" w:eastAsia="Times New Roman" w:hAnsi="Times New Roman"/>
+          <w:b/>
+          <w:bCs/>
+          <w:color w:val="000000"/>
+          <w:sz w:val="24"/>
+          <w:szCs w:val="24"/>
+        </w:rPr>
+        <w:t xml:space="preserve">clases opuestas</w:t>
+      </w:r>
+      <w:r>
+        <w:rPr>
+          <w:rFonts w:ascii="Times New Roman" w:cs="Times New Roman" w:eastAsia="Times New Roman" w:hAnsi="Times New Roman"/>
+          <w:color w:val="000000"/>
+          <w:sz w:val="24"/>
+          <w:szCs w:val="24"/>
+        </w:rPr>
+        <w:t xml:space="preserve">. El iTransformer supera al azar en Máximo y no en Mínimo; Chronos-Bolt, al revés. No es la lectura de un bloque: se sostiene con potencia.</w:t>
+      </w:r>
+    </w:p>
+    <w:p>
+      <w:pPr>
+        <w:pStyle w:val="Heading3"/>
+        <w:keepNext/>
+        <w:spacing w:after="0" w:before="0" w:line="480" w:lineRule="auto"/>
+      </w:pPr>
+      <w:r>
+        <w:rPr>
+          <w:rFonts w:ascii="Times New Roman" w:cs="Times New Roman" w:eastAsia="Times New Roman" w:hAnsi="Times New Roman"/>
+          <w:b/>
+          <w:bCs/>
+          <w:i/>
+          <w:iCs/>
+          <w:color w:val="000000"/>
+          <w:sz w:val="24"/>
+          <w:szCs w:val="24"/>
+        </w:rPr>
+        <w:t xml:space="preserve">Por qué esto importa más allá de la tabla</w:t>
+      </w:r>
+    </w:p>
+    <w:p>
+      <w:pPr>
+        <w:spacing w:after="0" w:line="480" w:lineRule="auto"/>
+        <w:ind w:firstLine="720"/>
+      </w:pPr>
+      <w:r>
+        <w:rPr>
+          <w:rFonts w:ascii="Times New Roman" w:cs="Times New Roman" w:eastAsia="Times New Roman" w:hAnsi="Times New Roman"/>
+          <w:color w:val="000000"/>
+          <w:sz w:val="24"/>
+          <w:szCs w:val="24"/>
+        </w:rPr>
+        <w:t xml:space="preserve">Es la segunda vez en este informe que una lectura por clase sobre un solo bloque no aguanta al volver a medirla —la primera fue la asimetría picos/valles, </w:t>
+      </w:r>
+      <w:r>
+        <w:rPr>
+          <w:rFonts w:ascii="Times New Roman" w:cs="Times New Roman" w:eastAsia="Times New Roman" w:hAnsi="Times New Roman"/>
+          <w:b/>
+          <w:bCs/>
+          <w:color w:val="000000"/>
+          <w:sz w:val="24"/>
+          <w:szCs w:val="24"/>
+        </w:rPr>
+        <w:t xml:space="preserve">5 de 9</w:t>
+      </w:r>
+      <w:r>
+        <w:rPr>
+          <w:rFonts w:ascii="Times New Roman" w:cs="Times New Roman" w:eastAsia="Times New Roman" w:hAnsi="Times New Roman"/>
+          <w:color w:val="000000"/>
+          <w:sz w:val="24"/>
+          <w:szCs w:val="24"/>
+        </w:rPr>
+        <w:t xml:space="preserve"> tramos— y las dos veces el tamaño de la clase rara fue la causa. En </w:t>
+      </w:r>
+      <w:r>
+        <w:rPr>
+          <w:rFonts w:ascii="Times New Roman" w:cs="Times New Roman" w:eastAsia="Times New Roman" w:hAnsi="Times New Roman"/>
+          <w:b/>
+          <w:bCs/>
+          <w:color w:val="000000"/>
+          <w:sz w:val="24"/>
+          <w:szCs w:val="24"/>
+        </w:rPr>
+        <w:t xml:space="preserve">dos</w:t>
+      </w:r>
+      <w:r>
+        <w:rPr>
+          <w:rFonts w:ascii="Times New Roman" w:cs="Times New Roman" w:eastAsia="Times New Roman" w:hAnsi="Times New Roman"/>
+          <w:color w:val="000000"/>
+          <w:sz w:val="24"/>
+          <w:szCs w:val="24"/>
+        </w:rPr>
+        <w:t xml:space="preserve"> de los nueve tramos una de las dos clases dio </w:t>
+      </w:r>
+      <w:r>
+        <w:rPr>
+          <w:rFonts w:ascii="Times New Roman" w:cs="Times New Roman" w:eastAsia="Times New Roman" w:hAnsi="Times New Roman"/>
+          <w:b/>
+          <w:bCs/>
+          <w:color w:val="000000"/>
+          <w:sz w:val="24"/>
+          <w:szCs w:val="24"/>
+        </w:rPr>
+        <w:t xml:space="preserve">0,000000</w:t>
+      </w:r>
+      <w:r>
+        <w:rPr>
+          <w:rFonts w:ascii="Times New Roman" w:cs="Times New Roman" w:eastAsia="Times New Roman" w:hAnsi="Times New Roman"/>
+          <w:color w:val="000000"/>
+          <w:sz w:val="24"/>
+          <w:szCs w:val="24"/>
+        </w:rPr>
+        <w:t xml:space="preserve"> exacto: con menos de cien ejemplos, la métrica por clase puede colapsar entera.</w:t>
+      </w:r>
+    </w:p>
+    <w:p>
+      <w:pPr>
+        <w:spacing w:after="0" w:line="480" w:lineRule="auto"/>
+        <w:ind w:firstLine="720"/>
+      </w:pPr>
+      <w:r>
+        <w:rPr>
+          <w:rFonts w:ascii="Times New Roman" w:cs="Times New Roman" w:eastAsia="Times New Roman" w:hAnsi="Times New Roman"/>
+          <w:b/>
+          <w:bCs/>
+          <w:color w:val="000000"/>
+          <w:sz w:val="24"/>
+          <w:szCs w:val="24"/>
+        </w:rPr>
+        <w:t xml:space="preserve">La lección es del método y es reutilizable:</w:t>
+      </w:r>
+      <w:r>
+        <w:rPr>
+          <w:rFonts w:ascii="Times New Roman" w:cs="Times New Roman" w:eastAsia="Times New Roman" w:hAnsi="Times New Roman"/>
+          <w:color w:val="000000"/>
+          <w:sz w:val="24"/>
+          <w:szCs w:val="24"/>
+        </w:rPr>
+        <w:t xml:space="preserve"> una métrica por clase sobre 86 ejemplos no distingue un modelo que no detecta de uno que no tuvo con qué demostrarlo. Y como la regla de decisión del proyecto miraba el F1 macro, no habría atrapado ninguna de las dos cosas — ni el falso negativo por clase, ni que un modelo compense una clase con la otra.</w:t>
+      </w:r>
+    </w:p>
+    <w:p>
+      <w:pPr>
+        <w:spacing w:after="0" w:line="480" w:lineRule="auto"/>
+        <w:ind w:firstLine="720"/>
+      </w:pPr>
+      <w:r>
+        <w:rPr>
+          <w:rFonts w:ascii="Times New Roman" w:cs="Times New Roman" w:eastAsia="Times New Roman" w:hAnsi="Times New Roman"/>
+          <w:color w:val="000000"/>
+          <w:sz w:val="24"/>
+          <w:szCs w:val="24"/>
+        </w:rPr>
+        <w:t xml:space="preserve">No se saca de aquí ninguna configuración nueva ni se propone combinar modelos: la sección 7 del protocolo lo prohíbe, y la cifra oficial sigue siendo la del bloque de prueba.</w:t>
       </w:r>
     </w:p>
     <w:p>
@@ -8669,49 +10519,73 @@
           <w:sz w:val="24"/>
           <w:szCs w:val="24"/>
         </w:rPr>
-        <w:t xml:space="preserve">Ningún modelo profundo mejora al bosque aleatorio clásico</w:t>
-      </w:r>
-      <w:r>
-        <w:rPr>
-          <w:rFonts w:ascii="Times New Roman" w:cs="Times New Roman" w:eastAsia="Times New Roman" w:hAnsi="Times New Roman"/>
-          <w:color w:val="000000"/>
-          <w:sz w:val="24"/>
-          <w:szCs w:val="24"/>
-        </w:rPr>
-        <w:t xml:space="preserve">, y </w:t>
-      </w:r>
-      <w:r>
-        <w:rPr>
-          <w:rFonts w:ascii="Times New Roman" w:cs="Times New Roman" w:eastAsia="Times New Roman" w:hAnsi="Times New Roman"/>
-          <w:b/>
-          <w:bCs/>
-          <w:color w:val="000000"/>
-          <w:sz w:val="24"/>
-          <w:szCs w:val="24"/>
-        </w:rPr>
-        <w:t xml:space="preserve">ninguno de los dos supera al </w:t>
-      </w:r>
-      <w:r>
-        <w:rPr>
-          <w:rFonts w:ascii="Courier New" w:cs="Courier New" w:eastAsia="Courier New" w:hAnsi="Courier New"/>
-          <w:b/>
-          <w:bCs/>
-          <w:color w:val="000000"/>
-          <w:sz w:val="22"/>
-          <w:szCs w:val="22"/>
-        </w:rPr>
-        <w:t xml:space="preserve">baseline_aleatorio</w:t>
-      </w:r>
-      <w:r>
-        <w:rPr>
-          <w:rFonts w:ascii="Times New Roman" w:cs="Times New Roman" w:eastAsia="Times New Roman" w:hAnsi="Times New Roman"/>
-          <w:b/>
-          <w:bCs/>
-          <w:color w:val="000000"/>
-          <w:sz w:val="24"/>
-          <w:szCs w:val="24"/>
-        </w:rPr>
-        <w:t xml:space="preserve"> de forma distinguible</w:t>
+        <w:t xml:space="preserve">Ningún modelo profundo mejora al bosque aleatorio clásico.</w:t>
+      </w:r>
+    </w:p>
+    <w:p>
+      <w:pPr>
+        <w:spacing w:after="0" w:line="480" w:lineRule="auto"/>
+        <w:ind w:left="720"/>
+      </w:pPr>
+      <w:r>
+        <w:rPr>
+          <w:rFonts w:ascii="Times New Roman" w:cs="Times New Roman" w:eastAsia="Times New Roman" w:hAnsi="Times New Roman"/>
+          <w:color w:val="000000"/>
+          <w:sz w:val="24"/>
+          <w:szCs w:val="24"/>
+        </w:rPr>
+        <w:t xml:space="preserve">• El </w:t>
+      </w:r>
+      <w:r>
+        <w:rPr>
+          <w:rFonts w:ascii="Times New Roman" w:cs="Times New Roman" w:eastAsia="Times New Roman" w:hAnsi="Times New Roman"/>
+          <w:b/>
+          <w:bCs/>
+          <w:color w:val="000000"/>
+          <w:sz w:val="24"/>
+          <w:szCs w:val="24"/>
+        </w:rPr>
+        <w:t xml:space="preserve">bosque clásico</w:t>
+      </w:r>
+      <w:r>
+        <w:rPr>
+          <w:rFonts w:ascii="Times New Roman" w:cs="Times New Roman" w:eastAsia="Times New Roman" w:hAnsi="Times New Roman"/>
+          <w:color w:val="000000"/>
+          <w:sz w:val="24"/>
+          <w:szCs w:val="24"/>
+        </w:rPr>
+        <w:t xml:space="preserve"> queda primero, con F1 macro </w:t>
+      </w:r>
+      <w:r>
+        <w:rPr>
+          <w:rFonts w:ascii="Times New Roman" w:cs="Times New Roman" w:eastAsia="Times New Roman" w:hAnsi="Times New Roman"/>
+          <w:b/>
+          <w:bCs/>
+          <w:color w:val="000000"/>
+          <w:sz w:val="24"/>
+          <w:szCs w:val="24"/>
+        </w:rPr>
+        <w:t xml:space="preserve">0,390498</w:t>
+      </w:r>
+      <w:r>
+        <w:rPr>
+          <w:rFonts w:ascii="Times New Roman" w:cs="Times New Roman" w:eastAsia="Times New Roman" w:hAnsi="Times New Roman"/>
+          <w:color w:val="000000"/>
+          <w:sz w:val="24"/>
+          <w:szCs w:val="24"/>
+        </w:rPr>
+        <w:t xml:space="preserve"> y precisión direccional </w:t>
+      </w:r>
+      <w:r>
+        <w:rPr>
+          <w:rFonts w:ascii="Times New Roman" w:cs="Times New Roman" w:eastAsia="Times New Roman" w:hAnsi="Times New Roman"/>
+          <w:b/>
+          <w:bCs/>
+          <w:color w:val="000000"/>
+          <w:sz w:val="24"/>
+          <w:szCs w:val="24"/>
+        </w:rPr>
+        <w:t xml:space="preserve">0,103627</w:t>
       </w:r>
       <w:r>
         <w:rPr>
@@ -8735,67 +10609,27 @@
           <w:sz w:val="24"/>
           <w:szCs w:val="24"/>
         </w:rPr>
-        <w:t xml:space="preserve">• El </w:t>
-      </w:r>
-      <w:r>
-        <w:rPr>
-          <w:rFonts w:ascii="Times New Roman" w:cs="Times New Roman" w:eastAsia="Times New Roman" w:hAnsi="Times New Roman"/>
-          <w:b/>
-          <w:bCs/>
-          <w:color w:val="000000"/>
-          <w:sz w:val="24"/>
-          <w:szCs w:val="24"/>
-        </w:rPr>
-        <w:t xml:space="preserve">bosque clásico</w:t>
-      </w:r>
-      <w:r>
-        <w:rPr>
-          <w:rFonts w:ascii="Times New Roman" w:cs="Times New Roman" w:eastAsia="Times New Roman" w:hAnsi="Times New Roman"/>
-          <w:color w:val="000000"/>
-          <w:sz w:val="24"/>
-          <w:szCs w:val="24"/>
-        </w:rPr>
-        <w:t xml:space="preserve"> queda primero, con F1 macro </w:t>
-      </w:r>
-      <w:r>
-        <w:rPr>
-          <w:rFonts w:ascii="Times New Roman" w:cs="Times New Roman" w:eastAsia="Times New Roman" w:hAnsi="Times New Roman"/>
-          <w:b/>
-          <w:bCs/>
-          <w:color w:val="000000"/>
-          <w:sz w:val="24"/>
-          <w:szCs w:val="24"/>
-        </w:rPr>
-        <w:t xml:space="preserve">0,390498</w:t>
-      </w:r>
-      <w:r>
-        <w:rPr>
-          <w:rFonts w:ascii="Times New Roman" w:cs="Times New Roman" w:eastAsia="Times New Roman" w:hAnsi="Times New Roman"/>
-          <w:color w:val="000000"/>
-          <w:sz w:val="24"/>
-          <w:szCs w:val="24"/>
-        </w:rPr>
-        <w:t xml:space="preserve"> y precisión direccional </w:t>
-      </w:r>
-      <w:r>
-        <w:rPr>
-          <w:rFonts w:ascii="Times New Roman" w:cs="Times New Roman" w:eastAsia="Times New Roman" w:hAnsi="Times New Roman"/>
-          <w:b/>
-          <w:bCs/>
-          <w:color w:val="000000"/>
-          <w:sz w:val="24"/>
-          <w:szCs w:val="24"/>
-        </w:rPr>
-        <w:t xml:space="preserve">0,103627</w:t>
-      </w:r>
-      <w:r>
-        <w:rPr>
-          <w:rFonts w:ascii="Times New Roman" w:cs="Times New Roman" w:eastAsia="Times New Roman" w:hAnsi="Times New Roman"/>
-          <w:color w:val="000000"/>
-          <w:sz w:val="24"/>
-          <w:szCs w:val="24"/>
-        </w:rPr>
-        <w:t xml:space="preserve">.</w:t>
+        <w:t xml:space="preserve">• </w:t>
+      </w:r>
+      <w:r>
+        <w:rPr>
+          <w:rFonts w:ascii="Times New Roman" w:cs="Times New Roman" w:eastAsia="Times New Roman" w:hAnsi="Times New Roman"/>
+          <w:b/>
+          <w:bCs/>
+          <w:color w:val="000000"/>
+          <w:sz w:val="24"/>
+          <w:szCs w:val="24"/>
+        </w:rPr>
+        <w:t xml:space="preserve">Chronos-Bolt</w:t>
+      </w:r>
+      <w:r>
+        <w:rPr>
+          <w:rFonts w:ascii="Times New Roman" w:cs="Times New Roman" w:eastAsia="Times New Roman" w:hAnsi="Times New Roman"/>
+          <w:color w:val="000000"/>
+          <w:sz w:val="24"/>
+          <w:szCs w:val="24"/>
+        </w:rPr>
+        <w:t xml:space="preserve"> queda 0,021908 por debajo del bosque, con intervalo que incluye el cero: no se distingue de él.</w:t>
       </w:r>
     </w:p>
     <w:p>
@@ -8821,16 +10655,42 @@
           <w:sz w:val="24"/>
           <w:szCs w:val="24"/>
         </w:rPr>
-        <w:t xml:space="preserve">Chronos-Bolt</w:t>
-      </w:r>
-      <w:r>
-        <w:rPr>
-          <w:rFonts w:ascii="Times New Roman" w:cs="Times New Roman" w:eastAsia="Times New Roman" w:hAnsi="Times New Roman"/>
-          <w:color w:val="000000"/>
-          <w:sz w:val="24"/>
-          <w:szCs w:val="24"/>
-        </w:rPr>
-        <w:t xml:space="preserve"> queda 0,021908 por debajo del bosque, con intervalo que incluye el cero: no se distingue de él.</w:t>
+        <w:t xml:space="preserve">iTransformer</w:t>
+      </w:r>
+      <w:r>
+        <w:rPr>
+          <w:rFonts w:ascii="Times New Roman" w:cs="Times New Roman" w:eastAsia="Times New Roman" w:hAnsi="Times New Roman"/>
+          <w:color w:val="000000"/>
+          <w:sz w:val="24"/>
+          <w:szCs w:val="24"/>
+        </w:rPr>
+        <w:t xml:space="preserve"> queda por debajo del bosque en las cinco semillas.</w:t>
+      </w:r>
+    </w:p>
+    <w:p>
+      <w:pPr>
+        <w:spacing w:after="0" w:line="480" w:lineRule="auto"/>
+        <w:ind w:firstLine="720"/>
+      </w:pPr>
+      <w:r>
+        <w:rPr>
+          <w:rFonts w:ascii="Times New Roman" w:cs="Times New Roman" w:eastAsia="Times New Roman" w:hAnsi="Times New Roman"/>
+          <w:b/>
+          <w:bCs/>
+          <w:color w:val="000000"/>
+          <w:sz w:val="24"/>
+          <w:szCs w:val="24"/>
+        </w:rPr>
+        <w:t xml:space="preserve">Y sobre este bloque, ninguno de los dos profundos supera al azar de forma distinguible.</w:t>
+      </w:r>
+      <w:r>
+        <w:rPr>
+          <w:rFonts w:ascii="Times New Roman" w:cs="Times New Roman" w:eastAsia="Times New Roman" w:hAnsi="Times New Roman"/>
+          <w:color w:val="000000"/>
+          <w:sz w:val="24"/>
+          <w:szCs w:val="24"/>
+        </w:rPr>
+        <w:t xml:space="preserve"> Le ganan en la media y el intervalo incluye el cero en los dos casos.</w:t>
       </w:r>
     </w:p>
     <w:p>
@@ -8841,31 +10701,122 @@
       <w:r>
         <w:rPr>
           <w:rFonts w:ascii="Times New Roman" w:cs="Times New Roman" w:eastAsia="Times New Roman" w:hAnsi="Times New Roman"/>
-          <w:color w:val="000000"/>
-          <w:sz w:val="24"/>
-          <w:szCs w:val="24"/>
-        </w:rPr>
-        <w:t xml:space="preserve">• </w:t>
-      </w:r>
-      <w:r>
-        <w:rPr>
-          <w:rFonts w:ascii="Times New Roman" w:cs="Times New Roman" w:eastAsia="Times New Roman" w:hAnsi="Times New Roman"/>
-          <w:b/>
-          <w:bCs/>
-          <w:color w:val="000000"/>
-          <w:sz w:val="24"/>
-          <w:szCs w:val="24"/>
-        </w:rPr>
-        <w:t xml:space="preserve">iTransformer</w:t>
-      </w:r>
-      <w:r>
-        <w:rPr>
-          <w:rFonts w:ascii="Times New Roman" w:cs="Times New Roman" w:eastAsia="Times New Roman" w:hAnsi="Times New Roman"/>
-          <w:color w:val="000000"/>
-          <w:sz w:val="24"/>
-          <w:szCs w:val="24"/>
-        </w:rPr>
-        <w:t xml:space="preserve"> queda por debajo del bosque en las cinco semillas.</w:t>
+          <w:b/>
+          <w:bCs/>
+          <w:color w:val="000000"/>
+          <w:sz w:val="24"/>
+          <w:szCs w:val="24"/>
+        </w:rPr>
+        <w:t xml:space="preserve">Esa última frase se acotó después, y conviene decirlo acá.</w:t>
+      </w:r>
+      <w:r>
+        <w:rPr>
+          <w:rFonts w:ascii="Times New Roman" w:cs="Times New Roman" w:eastAsia="Times New Roman" w:hAnsi="Times New Roman"/>
+          <w:color w:val="000000"/>
+          <w:sz w:val="24"/>
+          <w:szCs w:val="24"/>
+        </w:rPr>
+        <w:t xml:space="preserve"> Medida sobre nueve tramos consecutivos —</w:t>
+      </w:r>
+      <w:r>
+        <w:rPr>
+          <w:rFonts w:ascii="Times New Roman" w:cs="Times New Roman" w:eastAsia="Times New Roman" w:hAnsi="Times New Roman"/>
+          <w:b/>
+          <w:bCs/>
+          <w:color w:val="000000"/>
+          <w:sz w:val="24"/>
+          <w:szCs w:val="24"/>
+        </w:rPr>
+        <w:t xml:space="preserve">7 311 observaciones</w:t>
+      </w:r>
+      <w:r>
+        <w:rPr>
+          <w:rFonts w:ascii="Times New Roman" w:cs="Times New Roman" w:eastAsia="Times New Roman" w:hAnsi="Times New Roman"/>
+          <w:color w:val="000000"/>
+          <w:sz w:val="24"/>
+          <w:szCs w:val="24"/>
+        </w:rPr>
+        <w:t xml:space="preserve"> en vez de 1 959— la lectura </w:t>
+      </w:r>
+      <w:r>
+        <w:rPr>
+          <w:rFonts w:ascii="Times New Roman" w:cs="Times New Roman" w:eastAsia="Times New Roman" w:hAnsi="Times New Roman"/>
+          <w:b/>
+          <w:bCs/>
+          <w:color w:val="000000"/>
+          <w:sz w:val="24"/>
+          <w:szCs w:val="24"/>
+        </w:rPr>
+        <w:t xml:space="preserve">se parte en dos</w:t>
+      </w:r>
+      <w:r>
+        <w:rPr>
+          <w:rFonts w:ascii="Times New Roman" w:cs="Times New Roman" w:eastAsia="Times New Roman" w:hAnsi="Times New Roman"/>
+          <w:color w:val="000000"/>
+          <w:sz w:val="24"/>
+          <w:szCs w:val="24"/>
+        </w:rPr>
+        <w:t xml:space="preserve">: Chronos-Bolt </w:t>
+      </w:r>
+      <w:r>
+        <w:rPr>
+          <w:rFonts w:ascii="Times New Roman" w:cs="Times New Roman" w:eastAsia="Times New Roman" w:hAnsi="Times New Roman"/>
+          <w:b/>
+          <w:bCs/>
+          <w:color w:val="000000"/>
+          <w:sz w:val="24"/>
+          <w:szCs w:val="24"/>
+        </w:rPr>
+        <w:t xml:space="preserve">sí</w:t>
+      </w:r>
+      <w:r>
+        <w:rPr>
+          <w:rFonts w:ascii="Times New Roman" w:cs="Times New Roman" w:eastAsia="Times New Roman" w:hAnsi="Times New Roman"/>
+          <w:color w:val="000000"/>
+          <w:sz w:val="24"/>
+          <w:szCs w:val="24"/>
+        </w:rPr>
+        <w:t xml:space="preserve"> supera al azar (+0,027769, intervalo que excluye el cero) y el iTransformer </w:t>
+      </w:r>
+      <w:r>
+        <w:rPr>
+          <w:rFonts w:ascii="Times New Roman" w:cs="Times New Roman" w:eastAsia="Times New Roman" w:hAnsi="Times New Roman"/>
+          <w:b/>
+          <w:bCs/>
+          <w:color w:val="000000"/>
+          <w:sz w:val="24"/>
+          <w:szCs w:val="24"/>
+        </w:rPr>
+        <w:t xml:space="preserve">sigue sin superarlo</w:t>
+      </w:r>
+      <w:r>
+        <w:rPr>
+          <w:rFonts w:ascii="Times New Roman" w:cs="Times New Roman" w:eastAsia="Times New Roman" w:hAnsi="Times New Roman"/>
+          <w:color w:val="000000"/>
+          <w:sz w:val="24"/>
+          <w:szCs w:val="24"/>
+        </w:rPr>
+        <w:t xml:space="preserve"> ni con cuatro veces más observaciones.  Lo que era «ninguno de los dos» resultó ser </w:t>
+      </w:r>
+      <w:r>
+        <w:rPr>
+          <w:rFonts w:ascii="Times New Roman" w:cs="Times New Roman" w:eastAsia="Times New Roman" w:hAnsi="Times New Roman"/>
+          <w:b/>
+          <w:bCs/>
+          <w:color w:val="000000"/>
+          <w:sz w:val="24"/>
+          <w:szCs w:val="24"/>
+        </w:rPr>
+        <w:t xml:space="preserve">uno de cada</w:t>
+      </w:r>
+      <w:r>
+        <w:rPr>
+          <w:rFonts w:ascii="Times New Roman" w:cs="Times New Roman" w:eastAsia="Times New Roman" w:hAnsi="Times New Roman"/>
+          <w:color w:val="000000"/>
+          <w:sz w:val="24"/>
+          <w:szCs w:val="24"/>
+        </w:rPr>
+        <w:t xml:space="preserve">. Y la mitad que queda más fuerte es la del avanzado: no superar al azar con 7 311 observaciones dice bastante más que no superarlo con 1 959. Está desarrollado en el informe final.</w:t>
       </w:r>
     </w:p>
     <w:p>
